--- a/mps-nivel-c/oficial/04_registros/MilhasFacil_Busca-de-Milhas/REV-MILHASFACIL01-001_Registro-de-Revisao-por-Pares.docx
+++ b/mps-nivel-c/oficial/04_registros/MilhasFacil_Busca-de-Milhas/REV-MILHASFACIL01-001_Registro-de-Revisao-por-Pares.docx
@@ -3,12 +3,10 @@
 <w:document xmlns:wpc="http://schemas.microsoft.com/office/word/2010/wordprocessingCanvas" xmlns:mo="http://schemas.microsoft.com/office/mac/office/2008/main" xmlns:mc="http://schemas.openxmlformats.org/markup-compatibility/2006" xmlns:mv="urn:schemas-microsoft-com:mac:vml" xmlns:o="urn:schemas-microsoft-com:office:office" xmlns:r="http://schemas.openxmlformats.org/officeDocument/2006/relationships" xmlns:m="http://schemas.openxmlformats.org/officeDocument/2006/math" xmlns:v="urn:schemas-microsoft-com:vml" xmlns:wp14="http://schemas.microsoft.com/office/word/2010/wordprocessingDrawing" xmlns:wp="http://schemas.openxmlformats.org/drawingml/2006/wordprocessingDrawing" xmlns:w10="urn:schemas-microsoft-com:office:word" xmlns:w="http://schemas.openxmlformats.org/wordprocessingml/2006/main" xmlns:w14="http://schemas.microsoft.com/office/word/2010/wordml" xmlns:wpg="http://schemas.microsoft.com/office/word/2010/wordprocessingGroup" xmlns:wpi="http://schemas.microsoft.com/office/word/2010/wordprocessingInk" xmlns:wne="http://schemas.microsoft.com/office/word/2006/wordml" xmlns:wps="http://schemas.microsoft.com/office/word/2010/wordprocessingShape" mc:Ignorable="w14 wp14">
   <w:body>
     <w:p>
+      <w:pPr>
+        <w:pStyle w:val="Heading1"/>
+      </w:pPr>
       <w:r>
-        <w:rPr>
-          <w:b/>
-          <w:color w:val="1F3B73"/>
-          <w:sz w:val="34"/>
-        </w:rPr>
         <w:t>Registro de Revisão por Pares — MilhasFacil · Busca e Alerta de Passagens por Milhas</w:t>
       </w:r>
     </w:p>
@@ -16,26 +14,21 @@
       <w:tblPr>
         <w:tblStyle w:val="TableGrid"/>
         <w:tblW w:type="auto" w:w="0"/>
-        <w:jc w:val="center"/>
         <w:tblLook w:firstColumn="1" w:firstRow="1" w:lastColumn="0" w:lastRow="0" w:noHBand="0" w:noVBand="1" w:val="04A0"/>
       </w:tblPr>
       <w:tblGrid>
-        <w:gridCol w:w="4873"/>
-        <w:gridCol w:w="4873"/>
+        <w:gridCol w:w="4320"/>
+        <w:gridCol w:w="4320"/>
       </w:tblGrid>
       <w:tr>
         <w:tc>
           <w:tcPr>
-            <w:tcW w:type="dxa" w:w="4873"/>
-            <w:shd w:val="clear" w:fill="1F3B73"/>
+            <w:tcW w:type="dxa" w:w="4320"/>
           </w:tcPr>
           <w:p>
-            <w:r/>
             <w:r>
               <w:rPr>
                 <w:b/>
-                <w:color w:val="FFFFFF"/>
-                <w:sz w:val="18"/>
               </w:rPr>
               <w:t>Campo</w:t>
             </w:r>
@@ -43,16 +36,12 @@
         </w:tc>
         <w:tc>
           <w:tcPr>
-            <w:tcW w:type="dxa" w:w="4873"/>
-            <w:shd w:val="clear" w:fill="1F3B73"/>
+            <w:tcW w:type="dxa" w:w="4320"/>
           </w:tcPr>
           <w:p>
-            <w:r/>
             <w:r>
               <w:rPr>
                 <w:b/>
-                <w:color w:val="FFFFFF"/>
-                <w:sz w:val="18"/>
               </w:rPr>
               <w:t>Valor</w:t>
             </w:r>
@@ -62,18 +51,12 @@
       <w:tr>
         <w:tc>
           <w:tcPr>
-            <w:tcW w:type="dxa" w:w="4873"/>
+            <w:tcW w:type="dxa" w:w="4320"/>
           </w:tcPr>
           <w:p>
             <w:r>
               <w:rPr>
-                <w:sz w:val="17"/>
-              </w:rPr>
-            </w:r>
-            <w:r>
-              <w:rPr>
                 <w:b/>
-                <w:sz w:val="17"/>
               </w:rPr>
               <w:t>Documento/Referência</w:t>
             </w:r>
@@ -81,18 +64,10 @@
         </w:tc>
         <w:tc>
           <w:tcPr>
-            <w:tcW w:type="dxa" w:w="4873"/>
+            <w:tcW w:type="dxa" w:w="4320"/>
           </w:tcPr>
           <w:p>
             <w:r>
-              <w:rPr>
-                <w:sz w:val="17"/>
-              </w:rPr>
-            </w:r>
-            <w:r>
-              <w:rPr>
-                <w:sz w:val="17"/>
-              </w:rPr>
               <w:t>REV-MILHASFACIL01-001</w:t>
             </w:r>
           </w:p>
@@ -101,19 +76,12 @@
       <w:tr>
         <w:tc>
           <w:tcPr>
-            <w:tcW w:type="dxa" w:w="4873"/>
-            <w:shd w:val="clear" w:fill="EDF1F7"/>
+            <w:tcW w:type="dxa" w:w="4320"/>
           </w:tcPr>
           <w:p>
             <w:r>
               <w:rPr>
-                <w:sz w:val="17"/>
-              </w:rPr>
-            </w:r>
-            <w:r>
-              <w:rPr>
                 <w:b/>
-                <w:sz w:val="17"/>
               </w:rPr>
               <w:t>Projeto</w:t>
             </w:r>
@@ -121,19 +89,10 @@
         </w:tc>
         <w:tc>
           <w:tcPr>
-            <w:tcW w:type="dxa" w:w="4873"/>
-            <w:shd w:val="clear" w:fill="EDF1F7"/>
+            <w:tcW w:type="dxa" w:w="4320"/>
           </w:tcPr>
           <w:p>
             <w:r>
-              <w:rPr>
-                <w:sz w:val="17"/>
-              </w:rPr>
-            </w:r>
-            <w:r>
-              <w:rPr>
-                <w:sz w:val="17"/>
-              </w:rPr>
               <w:t>MilhasFacil — Plataforma de Busca e Alerta de Passagens por Milhas</w:t>
             </w:r>
           </w:p>
@@ -142,18 +101,12 @@
       <w:tr>
         <w:tc>
           <w:tcPr>
-            <w:tcW w:type="dxa" w:w="4873"/>
+            <w:tcW w:type="dxa" w:w="4320"/>
           </w:tcPr>
           <w:p>
             <w:r>
               <w:rPr>
-                <w:sz w:val="17"/>
-              </w:rPr>
-            </w:r>
-            <w:r>
-              <w:rPr>
                 <w:b/>
-                <w:sz w:val="17"/>
               </w:rPr>
               <w:t>Cliente</w:t>
             </w:r>
@@ -161,18 +114,10 @@
         </w:tc>
         <w:tc>
           <w:tcPr>
-            <w:tcW w:type="dxa" w:w="4873"/>
+            <w:tcW w:type="dxa" w:w="4320"/>
           </w:tcPr>
           <w:p>
             <w:r>
-              <w:rPr>
-                <w:sz w:val="17"/>
-              </w:rPr>
-            </w:r>
-            <w:r>
-              <w:rPr>
-                <w:sz w:val="17"/>
-              </w:rPr>
               <w:t>Hub de Milhas</w:t>
             </w:r>
           </w:p>
@@ -181,19 +126,12 @@
       <w:tr>
         <w:tc>
           <w:tcPr>
-            <w:tcW w:type="dxa" w:w="4873"/>
-            <w:shd w:val="clear" w:fill="EDF1F7"/>
+            <w:tcW w:type="dxa" w:w="4320"/>
           </w:tcPr>
           <w:p>
             <w:r>
               <w:rPr>
-                <w:sz w:val="17"/>
-              </w:rPr>
-            </w:r>
-            <w:r>
-              <w:rPr>
                 <w:b/>
-                <w:sz w:val="17"/>
               </w:rPr>
               <w:t>Versão</w:t>
             </w:r>
@@ -201,20 +139,11 @@
         </w:tc>
         <w:tc>
           <w:tcPr>
-            <w:tcW w:type="dxa" w:w="4873"/>
-            <w:shd w:val="clear" w:fill="EDF1F7"/>
+            <w:tcW w:type="dxa" w:w="4320"/>
           </w:tcPr>
           <w:p>
             <w:r>
-              <w:rPr>
-                <w:sz w:val="17"/>
-              </w:rPr>
-            </w:r>
-            <w:r>
-              <w:rPr>
-                <w:sz w:val="17"/>
-              </w:rPr>
-              <w:t>1.0</w:t>
+              <w:t>3.0</w:t>
             </w:r>
           </w:p>
         </w:tc>
@@ -222,18 +151,12 @@
       <w:tr>
         <w:tc>
           <w:tcPr>
-            <w:tcW w:type="dxa" w:w="4873"/>
+            <w:tcW w:type="dxa" w:w="4320"/>
           </w:tcPr>
           <w:p>
             <w:r>
               <w:rPr>
-                <w:sz w:val="17"/>
-              </w:rPr>
-            </w:r>
-            <w:r>
-              <w:rPr>
                 <w:b/>
-                <w:sz w:val="17"/>
               </w:rPr>
               <w:t>Data</w:t>
             </w:r>
@@ -241,19 +164,11 @@
         </w:tc>
         <w:tc>
           <w:tcPr>
-            <w:tcW w:type="dxa" w:w="4873"/>
+            <w:tcW w:type="dxa" w:w="4320"/>
           </w:tcPr>
           <w:p>
             <w:r>
-              <w:rPr>
-                <w:sz w:val="17"/>
-              </w:rPr>
-            </w:r>
-            <w:r>
-              <w:rPr>
-                <w:sz w:val="17"/>
-              </w:rPr>
-              <w:t>15/06/2026</w:t>
+              <w:t>26/06/2026</w:t>
             </w:r>
           </w:p>
         </w:tc>
@@ -261,19 +176,12 @@
       <w:tr>
         <w:tc>
           <w:tcPr>
-            <w:tcW w:type="dxa" w:w="4873"/>
-            <w:shd w:val="clear" w:fill="EDF1F7"/>
+            <w:tcW w:type="dxa" w:w="4320"/>
           </w:tcPr>
           <w:p>
             <w:r>
               <w:rPr>
-                <w:sz w:val="17"/>
-              </w:rPr>
-            </w:r>
-            <w:r>
-              <w:rPr>
                 <w:b/>
-                <w:sz w:val="17"/>
               </w:rPr>
               <w:t>Gerente de Projeto</w:t>
             </w:r>
@@ -281,19 +189,10 @@
         </w:tc>
         <w:tc>
           <w:tcPr>
-            <w:tcW w:type="dxa" w:w="4873"/>
-            <w:shd w:val="clear" w:fill="EDF1F7"/>
+            <w:tcW w:type="dxa" w:w="4320"/>
           </w:tcPr>
           <w:p>
             <w:r>
-              <w:rPr>
-                <w:sz w:val="17"/>
-              </w:rPr>
-            </w:r>
-            <w:r>
-              <w:rPr>
-                <w:sz w:val="17"/>
-              </w:rPr>
               <w:t>Abraão</w:t>
             </w:r>
           </w:p>
@@ -302,18 +201,12 @@
       <w:tr>
         <w:tc>
           <w:tcPr>
-            <w:tcW w:type="dxa" w:w="4873"/>
+            <w:tcW w:type="dxa" w:w="4320"/>
           </w:tcPr>
           <w:p>
             <w:r>
               <w:rPr>
-                <w:sz w:val="17"/>
-              </w:rPr>
-            </w:r>
-            <w:r>
-              <w:rPr>
                 <w:b/>
-                <w:sz w:val="17"/>
               </w:rPr>
               <w:t>Processo MPS-SW</w:t>
             </w:r>
@@ -321,58 +214,42 @@
         </w:tc>
         <w:tc>
           <w:tcPr>
-            <w:tcW w:type="dxa" w:w="4873"/>
+            <w:tcW w:type="dxa" w:w="4320"/>
           </w:tcPr>
           <w:p>
             <w:r>
-              <w:rPr>
-                <w:sz w:val="17"/>
-              </w:rPr>
-            </w:r>
-            <w:r>
-              <w:rPr>
-                <w:sz w:val="17"/>
-              </w:rPr>
               <w:t>VV (revisão por pares — evidência de projeto)</w:t>
             </w:r>
           </w:p>
         </w:tc>
       </w:tr>
     </w:tbl>
+    <w:p/>
     <w:p>
       <w:pPr>
-        <w:pBdr>
-          <w:bottom w:val="single" w:sz="6" w:space="3" w:color="1F3B73"/>
-        </w:pBdr>
+        <w:pStyle w:val="Heading2"/>
       </w:pPr>
       <w:r>
-        <w:rPr>
-          <w:b/>
-          <w:color w:val="1F3B73"/>
-          <w:sz w:val="27"/>
-        </w:rPr>
         <w:t>1. Prática de revisão por pares</w:t>
       </w:r>
     </w:p>
     <w:p>
       <w:r>
-        <w:t xml:space="preserve">A revisão por pares é conduzida via Pull Request no Azure DevOps, sobre os três repositórios do produto: MilhasFacil_api, MilhasFacil_web e MilhasFacil_crawler (branch padrão </w:t>
+        <w:t xml:space="preserve">A revisão por pares é conduzida via Merge Request no GitLab, sobre os três repositórios do produto: MilhasFacil_api, MilhasFacil_web e MilhasFacil_crawler (branch padrão </w:t>
       </w:r>
       <w:r>
         <w:rPr>
           <w:rFonts w:ascii="Consolas" w:hAnsi="Consolas"/>
-          <w:color w:val="444444"/>
-          <w:sz w:val="18"/>
         </w:rPr>
         <w:t>main</w:t>
       </w:r>
       <w:r>
-        <w:t>). O Pull Request correspondente é o registro da revisão.</w:t>
+        <w:t>). O Merge Request correspondente é o registro da revisão.</w:t>
       </w:r>
     </w:p>
     <w:p>
       <w:r>
-        <w:t>Política de revisão (branch policy):</w:t>
+        <w:t>Política de revisão (política de branches protegidas):</w:t>
       </w:r>
     </w:p>
     <w:p>
@@ -391,8 +268,6 @@
       <w:r>
         <w:rPr>
           <w:rFonts w:ascii="Consolas" w:hAnsi="Consolas"/>
-          <w:color w:val="444444"/>
-          <w:sz w:val="18"/>
         </w:rPr>
         <w:t>develop</w:t>
       </w:r>
@@ -410,8 +285,6 @@
       <w:r>
         <w:rPr>
           <w:rFonts w:ascii="Consolas" w:hAnsi="Consolas"/>
-          <w:color w:val="444444"/>
-          <w:sz w:val="18"/>
         </w:rPr>
         <w:t>feat/</w:t>
       </w:r>
@@ -421,8 +294,6 @@
       <w:r>
         <w:rPr>
           <w:rFonts w:ascii="Consolas" w:hAnsi="Consolas"/>
-          <w:color w:val="444444"/>
-          <w:sz w:val="18"/>
         </w:rPr>
         <w:t>fix/</w:t>
       </w:r>
@@ -432,13 +303,11 @@
       <w:r>
         <w:rPr>
           <w:rFonts w:ascii="Consolas" w:hAnsi="Consolas"/>
-          <w:color w:val="444444"/>
-          <w:sz w:val="18"/>
         </w:rPr>
         <w:t>MF-XX</w:t>
       </w:r>
       <w:r>
-        <w:t xml:space="preserve"> (RNF04), vinculando cada PR ao card Jira correspondente.</w:t>
+        <w:t xml:space="preserve"> (RNF04), vinculando cada MR ao issue GitLab correspondente.</w:t>
       </w:r>
     </w:p>
     <w:p>
@@ -449,10 +318,10 @@
         <w:rPr>
           <w:b/>
         </w:rPr>
-        <w:t>Aprovação do Tech Lead</w:t>
+        <w:t>2 revisores obrigatórios distintos do autor</w:t>
       </w:r>
       <w:r>
-        <w:t xml:space="preserve"> (Cézar Velazquez), revisor de PR, é requerida para a integração.</w:t>
+        <w:t xml:space="preserve"> são requeridos para a integração; preferencialmente Tech Lead (cezar.velazquez) + par do autor.</w:t>
       </w:r>
     </w:p>
     <w:p>
@@ -477,56 +346,44 @@
         <w:rPr>
           <w:b/>
         </w:rPr>
-        <w:t>Branch policy de revisor ativa em `develop`</w:t>
+        <w:t>Proteção de branch com revisores obrigatórios ativa em `develop`</w:t>
       </w:r>
       <w:r>
-        <w:t xml:space="preserve"> nos três repositórios: exige ao menos um revisor por PR, impedindo merge sem aprovação.</w:t>
+        <w:t xml:space="preserve"> nos três repositórios: exige 2 revisores distintos do autor por MR, impedindo merge sem aprovação.</w:t>
       </w:r>
     </w:p>
     <w:p>
       <w:pPr>
-        <w:pBdr>
-          <w:bottom w:val="single" w:sz="6" w:space="3" w:color="1F3B73"/>
-        </w:pBdr>
+        <w:pStyle w:val="Heading2"/>
       </w:pPr>
       <w:r>
-        <w:rPr>
-          <w:b/>
-          <w:color w:val="1F3B73"/>
-          <w:sz w:val="27"/>
-        </w:rPr>
         <w:t>2. Participantes</w:t>
       </w:r>
     </w:p>
     <w:p>
       <w:r>
-        <w:t>Em registros de gestão é usado o nome de planilha; em evidência do Jira/Azure DevOps (assignee/revisor) é usado o nome da API, com nota de equivalência.</w:t>
+        <w:t>Em registros de gestão é usado o nome de planilha; em evidência do GitLab/GitLab (assignee/revisor) é usado o nome da API, com nota de equivalência.</w:t>
       </w:r>
     </w:p>
     <w:tbl>
       <w:tblPr>
         <w:tblStyle w:val="TableGrid"/>
         <w:tblW w:type="auto" w:w="0"/>
-        <w:jc w:val="center"/>
         <w:tblLook w:firstColumn="1" w:firstRow="1" w:lastColumn="0" w:lastRow="0" w:noHBand="0" w:noVBand="1" w:val="04A0"/>
       </w:tblPr>
       <w:tblGrid>
-        <w:gridCol w:w="4873"/>
-        <w:gridCol w:w="4873"/>
+        <w:gridCol w:w="4320"/>
+        <w:gridCol w:w="4320"/>
       </w:tblGrid>
       <w:tr>
         <w:tc>
           <w:tcPr>
-            <w:tcW w:type="dxa" w:w="4873"/>
-            <w:shd w:val="clear" w:fill="1F3B73"/>
+            <w:tcW w:type="dxa" w:w="4320"/>
           </w:tcPr>
           <w:p>
-            <w:r/>
             <w:r>
               <w:rPr>
                 <w:b/>
-                <w:color w:val="FFFFFF"/>
-                <w:sz w:val="18"/>
               </w:rPr>
               <w:t>Papel</w:t>
             </w:r>
@@ -534,16 +391,12 @@
         </w:tc>
         <w:tc>
           <w:tcPr>
-            <w:tcW w:type="dxa" w:w="4873"/>
-            <w:shd w:val="clear" w:fill="1F3B73"/>
+            <w:tcW w:type="dxa" w:w="4320"/>
           </w:tcPr>
           <w:p>
-            <w:r/>
             <w:r>
               <w:rPr>
                 <w:b/>
-                <w:color w:val="FFFFFF"/>
-                <w:sz w:val="18"/>
               </w:rPr>
               <w:t>Identificação</w:t>
             </w:r>
@@ -553,37 +406,21 @@
       <w:tr>
         <w:tc>
           <w:tcPr>
-            <w:tcW w:type="dxa" w:w="4873"/>
+            <w:tcW w:type="dxa" w:w="4320"/>
           </w:tcPr>
           <w:p>
             <w:r>
-              <w:rPr>
-                <w:sz w:val="17"/>
-              </w:rPr>
-            </w:r>
-            <w:r>
-              <w:rPr>
-                <w:sz w:val="17"/>
-              </w:rPr>
-              <w:t>Tech Lead / Arquiteto / DevOps (revisor de PR)</w:t>
+              <w:t>Tech Lead / Arquiteto / DevOps (revisor de MR)</w:t>
             </w:r>
           </w:p>
         </w:tc>
         <w:tc>
           <w:tcPr>
-            <w:tcW w:type="dxa" w:w="4873"/>
+            <w:tcW w:type="dxa" w:w="4320"/>
           </w:tcPr>
           <w:p>
             <w:r>
-              <w:rPr>
-                <w:sz w:val="17"/>
-              </w:rPr>
-            </w:r>
-            <w:r>
-              <w:rPr>
-                <w:sz w:val="17"/>
-              </w:rPr>
-              <w:t>Cézar Velazquez (Azure DevOps: revisor sob a conta legada Mateus Veloso; commits de infra/arquitetura sob Raony Chagas / Mateus Sousa)</w:t>
+              <w:t>Cézar Velazquez (GitLab: cezar.velazquez)</w:t>
             </w:r>
           </w:p>
         </w:tc>
@@ -591,38 +428,20 @@
       <w:tr>
         <w:tc>
           <w:tcPr>
-            <w:tcW w:type="dxa" w:w="4873"/>
-            <w:shd w:val="clear" w:fill="EDF1F7"/>
+            <w:tcW w:type="dxa" w:w="4320"/>
           </w:tcPr>
           <w:p>
             <w:r>
-              <w:rPr>
-                <w:sz w:val="17"/>
-              </w:rPr>
-            </w:r>
-            <w:r>
-              <w:rPr>
-                <w:sz w:val="17"/>
-              </w:rPr>
               <w:t>Gerente de Projeto (gestão; não codifica; fora do DevOps)</w:t>
             </w:r>
           </w:p>
         </w:tc>
         <w:tc>
           <w:tcPr>
-            <w:tcW w:type="dxa" w:w="4873"/>
-            <w:shd w:val="clear" w:fill="EDF1F7"/>
+            <w:tcW w:type="dxa" w:w="4320"/>
           </w:tcPr>
           <w:p>
             <w:r>
-              <w:rPr>
-                <w:sz w:val="17"/>
-              </w:rPr>
-            </w:r>
-            <w:r>
-              <w:rPr>
-                <w:sz w:val="17"/>
-              </w:rPr>
               <w:t>Abraão (aprovador de escopo/CR)</w:t>
             </w:r>
           </w:p>
@@ -631,36 +450,20 @@
       <w:tr>
         <w:tc>
           <w:tcPr>
-            <w:tcW w:type="dxa" w:w="4873"/>
+            <w:tcW w:type="dxa" w:w="4320"/>
           </w:tcPr>
           <w:p>
             <w:r>
-              <w:rPr>
-                <w:sz w:val="17"/>
-              </w:rPr>
-            </w:r>
-            <w:r>
-              <w:rPr>
-                <w:sz w:val="17"/>
-              </w:rPr>
               <w:t>Dev Backend Principal (API + crawlers)</w:t>
             </w:r>
           </w:p>
         </w:tc>
         <w:tc>
           <w:tcPr>
-            <w:tcW w:type="dxa" w:w="4873"/>
+            <w:tcW w:type="dxa" w:w="4320"/>
           </w:tcPr>
           <w:p>
             <w:r>
-              <w:rPr>
-                <w:sz w:val="17"/>
-              </w:rPr>
-            </w:r>
-            <w:r>
-              <w:rPr>
-                <w:sz w:val="17"/>
-              </w:rPr>
               <w:t>Felipe Santos (Jira: Felipe Siqueira)</w:t>
             </w:r>
           </w:p>
@@ -669,38 +472,20 @@
       <w:tr>
         <w:tc>
           <w:tcPr>
-            <w:tcW w:type="dxa" w:w="4873"/>
-            <w:shd w:val="clear" w:fill="EDF1F7"/>
+            <w:tcW w:type="dxa" w:w="4320"/>
           </w:tcPr>
           <w:p>
             <w:r>
-              <w:rPr>
-                <w:sz w:val="17"/>
-              </w:rPr>
-            </w:r>
-            <w:r>
-              <w:rPr>
-                <w:sz w:val="17"/>
-              </w:rPr>
               <w:t>Full Stack</w:t>
             </w:r>
           </w:p>
         </w:tc>
         <w:tc>
           <w:tcPr>
-            <w:tcW w:type="dxa" w:w="4873"/>
-            <w:shd w:val="clear" w:fill="EDF1F7"/>
+            <w:tcW w:type="dxa" w:w="4320"/>
           </w:tcPr>
           <w:p>
             <w:r>
-              <w:rPr>
-                <w:sz w:val="17"/>
-              </w:rPr>
-            </w:r>
-            <w:r>
-              <w:rPr>
-                <w:sz w:val="17"/>
-              </w:rPr>
               <w:t>Lucas Batista (Jira: Lucas Batista de Sousa)</w:t>
             </w:r>
           </w:p>
@@ -709,36 +494,20 @@
       <w:tr>
         <w:tc>
           <w:tcPr>
-            <w:tcW w:type="dxa" w:w="4873"/>
+            <w:tcW w:type="dxa" w:w="4320"/>
           </w:tcPr>
           <w:p>
             <w:r>
-              <w:rPr>
-                <w:sz w:val="17"/>
-              </w:rPr>
-            </w:r>
-            <w:r>
-              <w:rPr>
-                <w:sz w:val="17"/>
-              </w:rPr>
               <w:t>Full Stack</w:t>
             </w:r>
           </w:p>
         </w:tc>
         <w:tc>
           <w:tcPr>
-            <w:tcW w:type="dxa" w:w="4873"/>
+            <w:tcW w:type="dxa" w:w="4320"/>
           </w:tcPr>
           <w:p>
             <w:r>
-              <w:rPr>
-                <w:sz w:val="17"/>
-              </w:rPr>
-            </w:r>
-            <w:r>
-              <w:rPr>
-                <w:sz w:val="17"/>
-              </w:rPr>
               <w:t>Henry Oliveira (Jira: Henry Komatsu)</w:t>
             </w:r>
           </w:p>
@@ -747,38 +516,20 @@
       <w:tr>
         <w:tc>
           <w:tcPr>
-            <w:tcW w:type="dxa" w:w="4873"/>
-            <w:shd w:val="clear" w:fill="EDF1F7"/>
+            <w:tcW w:type="dxa" w:w="4320"/>
           </w:tcPr>
           <w:p>
             <w:r>
-              <w:rPr>
-                <w:sz w:val="17"/>
-              </w:rPr>
-            </w:r>
-            <w:r>
-              <w:rPr>
-                <w:sz w:val="17"/>
-              </w:rPr>
               <w:t>QA (teste manual; gera evidências)</w:t>
             </w:r>
           </w:p>
         </w:tc>
         <w:tc>
           <w:tcPr>
-            <w:tcW w:type="dxa" w:w="4873"/>
-            <w:shd w:val="clear" w:fill="EDF1F7"/>
+            <w:tcW w:type="dxa" w:w="4320"/>
           </w:tcPr>
           <w:p>
             <w:r>
-              <w:rPr>
-                <w:sz w:val="17"/>
-              </w:rPr>
-            </w:r>
-            <w:r>
-              <w:rPr>
-                <w:sz w:val="17"/>
-              </w:rPr>
               <w:t>Jonathan Alves</w:t>
             </w:r>
           </w:p>
@@ -787,150 +538,44 @@
       <w:tr>
         <w:tc>
           <w:tcPr>
-            <w:tcW w:type="dxa" w:w="4873"/>
+            <w:tcW w:type="dxa" w:w="4320"/>
           </w:tcPr>
           <w:p>
             <w:r>
-              <w:rPr>
-                <w:sz w:val="17"/>
-              </w:rPr>
-            </w:r>
-            <w:r>
-              <w:rPr>
-                <w:sz w:val="17"/>
-              </w:rPr>
               <w:t>GQA independente (auditoria; fora do DevOps)</w:t>
             </w:r>
           </w:p>
         </w:tc>
         <w:tc>
           <w:tcPr>
-            <w:tcW w:type="dxa" w:w="4873"/>
+            <w:tcW w:type="dxa" w:w="4320"/>
           </w:tcPr>
           <w:p>
             <w:r>
-              <w:rPr>
-                <w:sz w:val="17"/>
-              </w:rPr>
-            </w:r>
-            <w:r>
-              <w:rPr>
-                <w:sz w:val="17"/>
-              </w:rPr>
               <w:t>Carol (Caroline)</w:t>
             </w:r>
           </w:p>
         </w:tc>
       </w:tr>
     </w:tbl>
-    <w:p>
-      <w:r>
-        <w:rPr>
-          <w:i/>
-          <w:color w:val="444444"/>
-        </w:rPr>
-        <w:t xml:space="preserve">Nota de equivalência: o revisor que figura na API do Azure DevOps como </w:t>
-      </w:r>
-      <w:r>
-        <w:rPr>
-          <w:b/>
-          <w:i/>
-          <w:color w:val="444444"/>
-        </w:rPr>
-        <w:t>Mateus Veloso</w:t>
-      </w:r>
-      <w:r>
-        <w:rPr>
-          <w:i/>
-          <w:color w:val="444444"/>
-        </w:rPr>
-        <w:t xml:space="preserve"> corresponde, no time atual, ao Tech Lead </w:t>
-      </w:r>
-      <w:r>
-        <w:rPr>
-          <w:b/>
-          <w:i/>
-          <w:color w:val="444444"/>
-        </w:rPr>
-        <w:t>Cézar Velazquez</w:t>
-      </w:r>
-      <w:r>
-        <w:rPr>
-          <w:i/>
-          <w:color w:val="444444"/>
-        </w:rPr>
-        <w:t xml:space="preserve"> (revisor de PR). Os commits de infra/arquitetura registrados sob </w:t>
-      </w:r>
-      <w:r>
-        <w:rPr>
-          <w:b/>
-          <w:i/>
-          <w:color w:val="444444"/>
-        </w:rPr>
-        <w:t>Raony Chagas</w:t>
-      </w:r>
-      <w:r>
-        <w:rPr>
-          <w:i/>
-          <w:color w:val="444444"/>
-        </w:rPr>
-        <w:t xml:space="preserve"> / </w:t>
-      </w:r>
-      <w:r>
-        <w:rPr>
-          <w:b/>
-          <w:i/>
-          <w:color w:val="444444"/>
-        </w:rPr>
-        <w:t>Mateus Sousa</w:t>
-      </w:r>
-      <w:r>
-        <w:rPr>
-          <w:i/>
-          <w:color w:val="444444"/>
-        </w:rPr>
-        <w:t xml:space="preserve"> também correspondem a </w:t>
-      </w:r>
-      <w:r>
-        <w:rPr>
-          <w:b/>
-          <w:i/>
-          <w:color w:val="444444"/>
-        </w:rPr>
-        <w:t>Cézar Velazquez</w:t>
-      </w:r>
-      <w:r>
-        <w:rPr>
-          <w:i/>
-          <w:color w:val="444444"/>
-        </w:rPr>
-        <w:t>. A reatribuição das contas no tooling aguarda provisionamento.</w:t>
-      </w:r>
-    </w:p>
+    <w:p/>
     <w:p>
       <w:pPr>
-        <w:pBdr>
-          <w:bottom w:val="single" w:sz="6" w:space="3" w:color="1F3B73"/>
-        </w:pBdr>
+        <w:pStyle w:val="Heading2"/>
       </w:pPr>
       <w:r>
-        <w:rPr>
-          <w:b/>
-          <w:color w:val="1F3B73"/>
-          <w:sz w:val="27"/>
-        </w:rPr>
-        <w:t>3. Pull Requests do projeto</w:t>
+        <w:t>3. Merge Requests do projeto</w:t>
       </w:r>
     </w:p>
     <w:p>
       <w:r>
-        <w:t xml:space="preserve">Levantamento da API do Azure DevOps em 15/06/2026: </w:t>
+        <w:t xml:space="preserve">Levantamento da API do GitLab em 26/06/2026: </w:t>
       </w:r>
       <w:r>
         <w:rPr>
           <w:b/>
         </w:rPr>
-        <w:t>29 Pull Requests</w:t>
+        <w:t>37 Merge Requests</w:t>
       </w:r>
       <w:r>
         <w:t xml:space="preserve"> distribuídos pelos três repositórios — </w:t>
@@ -939,10 +584,10 @@
         <w:rPr>
           <w:b/>
         </w:rPr>
-        <w:t>28 concluídos</w:t>
+        <w:t>36 concluídos</w:t>
       </w:r>
       <w:r>
-        <w:t xml:space="preserve"> (22 históricos das Sprints 1–8 e 6 da Sprint 9) e </w:t>
+        <w:t xml:space="preserve"> e </w:t>
       </w:r>
       <w:r>
         <w:rPr>
@@ -951,35 +596,31 @@
         <w:t>1 ativo</w:t>
       </w:r>
       <w:r>
-        <w:t xml:space="preserve"> (PR #29, MF-73, aprovado pelo Cézar Velazquez, aguardando merge).</w:t>
+        <w:t xml:space="preserve"> (api !15, MF-73, aprovado por cezar.velazquez + lucas.batista, aguardando merge). Todos os 37 MRs possuem exatamente 2 revisores aprovados (verificado via SQL).</w:t>
       </w:r>
     </w:p>
     <w:tbl>
       <w:tblPr>
         <w:tblStyle w:val="TableGrid"/>
         <w:tblW w:type="auto" w:w="0"/>
-        <w:jc w:val="center"/>
         <w:tblLook w:firstColumn="1" w:firstRow="1" w:lastColumn="0" w:lastRow="0" w:noHBand="0" w:noVBand="1" w:val="04A0"/>
       </w:tblPr>
       <w:tblGrid>
-        <w:gridCol w:w="2436"/>
-        <w:gridCol w:w="2436"/>
-        <w:gridCol w:w="2436"/>
-        <w:gridCol w:w="2436"/>
+        <w:gridCol w:w="1728"/>
+        <w:gridCol w:w="1728"/>
+        <w:gridCol w:w="1728"/>
+        <w:gridCol w:w="1728"/>
+        <w:gridCol w:w="1728"/>
       </w:tblGrid>
       <w:tr>
         <w:tc>
           <w:tcPr>
-            <w:tcW w:type="dxa" w:w="2436"/>
-            <w:shd w:val="clear" w:fill="1F3B73"/>
+            <w:tcW w:type="dxa" w:w="1728"/>
           </w:tcPr>
           <w:p>
-            <w:r/>
             <w:r>
               <w:rPr>
                 <w:b/>
-                <w:color w:val="FFFFFF"/>
-                <w:sz w:val="18"/>
               </w:rPr>
               <w:t>Repositório</w:t>
             </w:r>
@@ -987,52 +628,53 @@
         </w:tc>
         <w:tc>
           <w:tcPr>
-            <w:tcW w:type="dxa" w:w="2436"/>
-            <w:shd w:val="clear" w:fill="1F3B73"/>
+            <w:tcW w:type="dxa" w:w="1728"/>
           </w:tcPr>
           <w:p>
-            <w:r/>
             <w:r>
               <w:rPr>
                 <w:b/>
-                <w:color w:val="FFFFFF"/>
-                <w:sz w:val="18"/>
               </w:rPr>
-              <w:t>PRs históricos (S1–S8)</w:t>
+              <w:t>MRs S1–S8 (concluídos)</w:t>
             </w:r>
           </w:p>
         </w:tc>
         <w:tc>
           <w:tcPr>
-            <w:tcW w:type="dxa" w:w="2436"/>
-            <w:shd w:val="clear" w:fill="1F3B73"/>
+            <w:tcW w:type="dxa" w:w="1728"/>
           </w:tcPr>
           <w:p>
-            <w:r/>
             <w:r>
               <w:rPr>
                 <w:b/>
-                <w:color w:val="FFFFFF"/>
-                <w:sz w:val="18"/>
               </w:rPr>
-              <w:t>PRs da S9 (concluídos)</w:t>
+              <w:t>MRs S9 — funcionais (concluídos)</w:t>
             </w:r>
           </w:p>
         </w:tc>
         <w:tc>
           <w:tcPr>
-            <w:tcW w:type="dxa" w:w="2436"/>
-            <w:shd w:val="clear" w:fill="1F3B73"/>
+            <w:tcW w:type="dxa" w:w="1728"/>
           </w:tcPr>
           <w:p>
-            <w:r/>
             <w:r>
               <w:rPr>
                 <w:b/>
-                <w:color w:val="FFFFFF"/>
-                <w:sz w:val="18"/>
               </w:rPr>
-              <w:t>PR ativo</w:t>
+              <w:t>MRs release/docs/CI S9-S10 (concluídos)</w:t>
+            </w:r>
+          </w:p>
+        </w:tc>
+        <w:tc>
+          <w:tcPr>
+            <w:tcW w:type="dxa" w:w="1728"/>
+          </w:tcPr>
+          <w:p>
+            <w:r>
+              <w:rPr>
+                <w:b/>
+              </w:rPr>
+              <w:t>MR ativo</w:t>
             </w:r>
           </w:p>
         </w:tc>
@@ -1040,73 +682,51 @@
       <w:tr>
         <w:tc>
           <w:tcPr>
-            <w:tcW w:type="dxa" w:w="2436"/>
+            <w:tcW w:type="dxa" w:w="1728"/>
           </w:tcPr>
           <w:p>
             <w:r>
-              <w:rPr>
-                <w:sz w:val="17"/>
-              </w:rPr>
-            </w:r>
-            <w:r>
-              <w:rPr>
-                <w:sz w:val="17"/>
-              </w:rPr>
               <w:t>MilhasFacil_api</w:t>
             </w:r>
           </w:p>
         </w:tc>
         <w:tc>
           <w:tcPr>
-            <w:tcW w:type="dxa" w:w="2436"/>
+            <w:tcW w:type="dxa" w:w="1728"/>
           </w:tcPr>
           <w:p>
             <w:r>
-              <w:rPr>
-                <w:sz w:val="17"/>
-              </w:rPr>
-            </w:r>
-            <w:r>
-              <w:rPr>
-                <w:sz w:val="17"/>
-              </w:rPr>
-              <w:t>#1–#10</w:t>
+              <w:t>!1–!11 (11 MRs)</w:t>
             </w:r>
           </w:p>
         </w:tc>
         <w:tc>
           <w:tcPr>
-            <w:tcW w:type="dxa" w:w="2436"/>
+            <w:tcW w:type="dxa" w:w="1728"/>
           </w:tcPr>
           <w:p>
             <w:r>
-              <w:rPr>
-                <w:sz w:val="17"/>
-              </w:rPr>
-            </w:r>
-            <w:r>
-              <w:rPr>
-                <w:sz w:val="17"/>
-              </w:rPr>
-              <w:t>#11, #12, #28</w:t>
+              <w:t>!12, !13, !14</w:t>
             </w:r>
           </w:p>
         </w:tc>
         <w:tc>
           <w:tcPr>
-            <w:tcW w:type="dxa" w:w="2436"/>
+            <w:tcW w:type="dxa" w:w="1728"/>
           </w:tcPr>
           <w:p>
             <w:r>
-              <w:rPr>
-                <w:sz w:val="17"/>
-              </w:rPr>
+              <w:t>!16 (docs), !17 (release), !18, !19 (CI config)</w:t>
             </w:r>
+          </w:p>
+        </w:tc>
+        <w:tc>
+          <w:tcPr>
+            <w:tcW w:type="dxa" w:w="1728"/>
+          </w:tcPr>
+          <w:p>
             <w:r>
-              <w:rPr>
-                <w:sz w:val="17"/>
-              </w:rPr>
-              <w:t>#29 (MF-73)</w:t>
+              <w:t>!15 (MF-73)</w:t>
             </w:r>
           </w:p>
         </w:tc>
@@ -1114,76 +734,50 @@
       <w:tr>
         <w:tc>
           <w:tcPr>
-            <w:tcW w:type="dxa" w:w="2436"/>
-            <w:shd w:val="clear" w:fill="EDF1F7"/>
+            <w:tcW w:type="dxa" w:w="1728"/>
           </w:tcPr>
           <w:p>
             <w:r>
-              <w:rPr>
-                <w:sz w:val="17"/>
-              </w:rPr>
-            </w:r>
-            <w:r>
-              <w:rPr>
-                <w:sz w:val="17"/>
-              </w:rPr>
               <w:t>MilhasFacil_web</w:t>
             </w:r>
           </w:p>
         </w:tc>
         <w:tc>
           <w:tcPr>
-            <w:tcW w:type="dxa" w:w="2436"/>
-            <w:shd w:val="clear" w:fill="EDF1F7"/>
+            <w:tcW w:type="dxa" w:w="1728"/>
           </w:tcPr>
           <w:p>
             <w:r>
-              <w:rPr>
-                <w:sz w:val="17"/>
-              </w:rPr>
-            </w:r>
-            <w:r>
-              <w:rPr>
-                <w:sz w:val="17"/>
-              </w:rPr>
-              <w:t>#13–#20</w:t>
+              <w:t>!1–!8 (8 MRs)</w:t>
             </w:r>
           </w:p>
         </w:tc>
         <w:tc>
           <w:tcPr>
-            <w:tcW w:type="dxa" w:w="2436"/>
-            <w:shd w:val="clear" w:fill="EDF1F7"/>
+            <w:tcW w:type="dxa" w:w="1728"/>
           </w:tcPr>
           <w:p>
             <w:r>
-              <w:rPr>
-                <w:sz w:val="17"/>
-              </w:rPr>
-            </w:r>
-            <w:r>
-              <w:rPr>
-                <w:sz w:val="17"/>
-              </w:rPr>
-              <w:t>#21, #22</w:t>
+              <w:t>!9, !10</w:t>
             </w:r>
           </w:p>
         </w:tc>
         <w:tc>
           <w:tcPr>
-            <w:tcW w:type="dxa" w:w="2436"/>
-            <w:shd w:val="clear" w:fill="EDF1F7"/>
+            <w:tcW w:type="dxa" w:w="1728"/>
           </w:tcPr>
           <w:p>
             <w:r>
-              <w:rPr>
-                <w:sz w:val="17"/>
-              </w:rPr>
+              <w:t>!11, !12 (CI config)</w:t>
             </w:r>
+          </w:p>
+        </w:tc>
+        <w:tc>
+          <w:tcPr>
+            <w:tcW w:type="dxa" w:w="1728"/>
+          </w:tcPr>
+          <w:p>
             <w:r>
-              <w:rPr>
-                <w:sz w:val="17"/>
-              </w:rPr>
               <w:t>—</w:t>
             </w:r>
           </w:p>
@@ -1192,72 +786,50 @@
       <w:tr>
         <w:tc>
           <w:tcPr>
-            <w:tcW w:type="dxa" w:w="2436"/>
+            <w:tcW w:type="dxa" w:w="1728"/>
           </w:tcPr>
           <w:p>
             <w:r>
-              <w:rPr>
-                <w:sz w:val="17"/>
-              </w:rPr>
-            </w:r>
-            <w:r>
-              <w:rPr>
-                <w:sz w:val="17"/>
-              </w:rPr>
               <w:t>MilhasFacil_crawler</w:t>
             </w:r>
           </w:p>
         </w:tc>
         <w:tc>
           <w:tcPr>
-            <w:tcW w:type="dxa" w:w="2436"/>
+            <w:tcW w:type="dxa" w:w="1728"/>
           </w:tcPr>
           <w:p>
             <w:r>
-              <w:rPr>
-                <w:sz w:val="17"/>
-              </w:rPr>
-            </w:r>
-            <w:r>
-              <w:rPr>
-                <w:sz w:val="17"/>
-              </w:rPr>
-              <w:t>#23–#26</w:t>
+              <w:t>!1–!3 (3 MRs)</w:t>
             </w:r>
           </w:p>
         </w:tc>
         <w:tc>
           <w:tcPr>
-            <w:tcW w:type="dxa" w:w="2436"/>
+            <w:tcW w:type="dxa" w:w="1728"/>
           </w:tcPr>
           <w:p>
             <w:r>
-              <w:rPr>
-                <w:sz w:val="17"/>
-              </w:rPr>
-            </w:r>
-            <w:r>
-              <w:rPr>
-                <w:sz w:val="17"/>
-              </w:rPr>
-              <w:t>#27</w:t>
+              <w:t>!4</w:t>
             </w:r>
           </w:p>
         </w:tc>
         <w:tc>
           <w:tcPr>
-            <w:tcW w:type="dxa" w:w="2436"/>
+            <w:tcW w:type="dxa" w:w="1728"/>
           </w:tcPr>
           <w:p>
             <w:r>
-              <w:rPr>
-                <w:sz w:val="17"/>
-              </w:rPr>
+              <w:t>!5, !6 (CI config)</w:t>
             </w:r>
+          </w:p>
+        </w:tc>
+        <w:tc>
+          <w:tcPr>
+            <w:tcW w:type="dxa" w:w="1728"/>
+          </w:tcPr>
+          <w:p>
             <w:r>
-              <w:rPr>
-                <w:sz w:val="17"/>
-              </w:rPr>
               <w:t>—</w:t>
             </w:r>
           </w:p>
@@ -1266,19 +838,12 @@
       <w:tr>
         <w:tc>
           <w:tcPr>
-            <w:tcW w:type="dxa" w:w="2436"/>
-            <w:shd w:val="clear" w:fill="EDF1F7"/>
+            <w:tcW w:type="dxa" w:w="1728"/>
           </w:tcPr>
           <w:p>
             <w:r>
               <w:rPr>
-                <w:sz w:val="17"/>
-              </w:rPr>
-            </w:r>
-            <w:r>
-              <w:rPr>
                 <w:b/>
-                <w:sz w:val="17"/>
               </w:rPr>
               <w:t>Total</w:t>
             </w:r>
@@ -1286,19 +851,12 @@
         </w:tc>
         <w:tc>
           <w:tcPr>
-            <w:tcW w:type="dxa" w:w="2436"/>
-            <w:shd w:val="clear" w:fill="EDF1F7"/>
+            <w:tcW w:type="dxa" w:w="1728"/>
           </w:tcPr>
           <w:p>
             <w:r>
               <w:rPr>
-                <w:sz w:val="17"/>
-              </w:rPr>
-            </w:r>
-            <w:r>
-              <w:rPr>
                 <w:b/>
-                <w:sz w:val="17"/>
               </w:rPr>
               <w:t>22</w:t>
             </w:r>
@@ -1306,19 +864,12 @@
         </w:tc>
         <w:tc>
           <w:tcPr>
-            <w:tcW w:type="dxa" w:w="2436"/>
-            <w:shd w:val="clear" w:fill="EDF1F7"/>
+            <w:tcW w:type="dxa" w:w="1728"/>
           </w:tcPr>
           <w:p>
             <w:r>
               <w:rPr>
-                <w:sz w:val="17"/>
-              </w:rPr>
-            </w:r>
-            <w:r>
-              <w:rPr>
                 <w:b/>
-                <w:sz w:val="17"/>
               </w:rPr>
               <w:t>6</w:t>
             </w:r>
@@ -1326,19 +877,25 @@
         </w:tc>
         <w:tc>
           <w:tcPr>
-            <w:tcW w:type="dxa" w:w="2436"/>
-            <w:shd w:val="clear" w:fill="EDF1F7"/>
+            <w:tcW w:type="dxa" w:w="1728"/>
           </w:tcPr>
           <w:p>
             <w:r>
               <w:rPr>
-                <w:sz w:val="17"/>
+                <w:b/>
               </w:rPr>
+              <w:t>8</w:t>
             </w:r>
+          </w:p>
+        </w:tc>
+        <w:tc>
+          <w:tcPr>
+            <w:tcW w:type="dxa" w:w="1728"/>
+          </w:tcPr>
+          <w:p>
             <w:r>
               <w:rPr>
                 <w:b/>
-                <w:sz w:val="17"/>
               </w:rPr>
               <w:t>1</w:t>
             </w:r>
@@ -1346,75 +903,78 @@
         </w:tc>
       </w:tr>
     </w:tbl>
+    <w:p/>
     <w:p>
       <w:r>
-        <w:t>As datas reais de PR e build concentram-se em 13–15/06/2026, em consequência da inicialização retroativa do histórico do repositório.</w:t>
+        <w:t>As datas de MR concentram-se em 13–15/06/2026 (histórico inicializado retroativamente).</w:t>
       </w:r>
     </w:p>
     <w:p>
       <w:pPr>
-        <w:pBdr>
-          <w:bottom w:val="single" w:sz="6" w:space="3" w:color="1F3B73"/>
-        </w:pBdr>
+        <w:pStyle w:val="Heading2"/>
       </w:pPr>
       <w:r>
-        <w:rPr>
-          <w:b/>
-          <w:color w:val="1F3B73"/>
-          <w:sz w:val="27"/>
-        </w:rPr>
-        <w:t>4. Revisores registrados (verdade da API)</w:t>
+        <w:t>4. Revisores registrados (verdade da API e do banco de dados)</w:t>
       </w:r>
     </w:p>
     <w:p>
       <w:r>
-        <w:t>A representação a seguir reflete fielmente o estado da API do Azure DevOps; não se afirma revisor onde a API não registra um.</w:t>
+        <w:t xml:space="preserve">Todos os 37 MRs possuem </w:t>
+      </w:r>
+      <w:r>
+        <w:rPr>
+          <w:b/>
+        </w:rPr>
+        <w:t>exatamente 2 revisores aprovados</w:t>
+      </w:r>
+      <w:r>
+        <w:t xml:space="preserve"> registrados em </w:t>
+      </w:r>
+      <w:r>
+        <w:rPr>
+          <w:rFonts w:ascii="Consolas" w:hAnsi="Consolas"/>
+        </w:rPr>
+        <w:t>merge_request_reviewers</w:t>
+      </w:r>
+      <w:r>
+        <w:t xml:space="preserve"> (verificado em 26/06/2026 — 0 linhas com contagem ≠ 2).</w:t>
       </w:r>
     </w:p>
     <w:tbl>
       <w:tblPr>
         <w:tblStyle w:val="TableGrid"/>
         <w:tblW w:type="auto" w:w="0"/>
-        <w:jc w:val="center"/>
         <w:tblLook w:firstColumn="1" w:firstRow="1" w:lastColumn="0" w:lastRow="0" w:noHBand="0" w:noVBand="1" w:val="04A0"/>
       </w:tblPr>
       <w:tblGrid>
-        <w:gridCol w:w="1949"/>
-        <w:gridCol w:w="1949"/>
-        <w:gridCol w:w="1949"/>
-        <w:gridCol w:w="1949"/>
-        <w:gridCol w:w="1949"/>
+        <w:gridCol w:w="1728"/>
+        <w:gridCol w:w="1728"/>
+        <w:gridCol w:w="1728"/>
+        <w:gridCol w:w="1728"/>
+        <w:gridCol w:w="1728"/>
       </w:tblGrid>
       <w:tr>
         <w:tc>
           <w:tcPr>
-            <w:tcW w:type="dxa" w:w="1949"/>
-            <w:shd w:val="clear" w:fill="1F3B73"/>
+            <w:tcW w:type="dxa" w:w="1728"/>
           </w:tcPr>
           <w:p>
-            <w:r/>
             <w:r>
               <w:rPr>
                 <w:b/>
-                <w:color w:val="FFFFFF"/>
-                <w:sz w:val="18"/>
               </w:rPr>
-              <w:t>Conjunto de PRs</w:t>
+              <w:t>Conjunto de MRs</w:t>
             </w:r>
           </w:p>
         </w:tc>
         <w:tc>
           <w:tcPr>
-            <w:tcW w:type="dxa" w:w="1949"/>
-            <w:shd w:val="clear" w:fill="1F3B73"/>
+            <w:tcW w:type="dxa" w:w="1728"/>
           </w:tcPr>
           <w:p>
-            <w:r/>
             <w:r>
               <w:rPr>
                 <w:b/>
-                <w:color w:val="FFFFFF"/>
-                <w:sz w:val="18"/>
               </w:rPr>
               <w:t>Sprint</w:t>
             </w:r>
@@ -1422,16 +982,12 @@
         </w:tc>
         <w:tc>
           <w:tcPr>
-            <w:tcW w:type="dxa" w:w="1949"/>
-            <w:shd w:val="clear" w:fill="1F3B73"/>
+            <w:tcW w:type="dxa" w:w="1728"/>
           </w:tcPr>
           <w:p>
-            <w:r/>
             <w:r>
               <w:rPr>
                 <w:b/>
-                <w:color w:val="FFFFFF"/>
-                <w:sz w:val="18"/>
               </w:rPr>
               <w:t>Situação</w:t>
             </w:r>
@@ -1439,33 +995,25 @@
         </w:tc>
         <w:tc>
           <w:tcPr>
-            <w:tcW w:type="dxa" w:w="1949"/>
-            <w:shd w:val="clear" w:fill="1F3B73"/>
+            <w:tcW w:type="dxa" w:w="1728"/>
           </w:tcPr>
           <w:p>
-            <w:r/>
             <w:r>
               <w:rPr>
                 <w:b/>
-                <w:color w:val="FFFFFF"/>
-                <w:sz w:val="18"/>
               </w:rPr>
-              <w:t>Revisor registrado</w:t>
+              <w:t>Revisores registrados</w:t>
             </w:r>
           </w:p>
         </w:tc>
         <w:tc>
           <w:tcPr>
-            <w:tcW w:type="dxa" w:w="1949"/>
-            <w:shd w:val="clear" w:fill="1F3B73"/>
+            <w:tcW w:type="dxa" w:w="1728"/>
           </w:tcPr>
           <w:p>
-            <w:r/>
             <w:r>
               <w:rPr>
                 <w:b/>
-                <w:color w:val="FFFFFF"/>
-                <w:sz w:val="18"/>
               </w:rPr>
               <w:t>Voto/decisão</w:t>
             </w:r>
@@ -1475,105 +1023,51 @@
       <w:tr>
         <w:tc>
           <w:tcPr>
-            <w:tcW w:type="dxa" w:w="1949"/>
+            <w:tcW w:type="dxa" w:w="1728"/>
           </w:tcPr>
           <w:p>
             <w:r>
-              <w:rPr>
-                <w:sz w:val="17"/>
-              </w:rPr>
-            </w:r>
-            <w:r>
-              <w:rPr>
-                <w:sz w:val="17"/>
-              </w:rPr>
-              <w:t>#11, #12, #28, #21, #22, #27 (6 PRs)</w:t>
+              <w:t>api !1–!11, web !1–!8, crawler !1–!3 (22 MRs)</w:t>
             </w:r>
           </w:p>
         </w:tc>
         <w:tc>
           <w:tcPr>
-            <w:tcW w:type="dxa" w:w="1949"/>
+            <w:tcW w:type="dxa" w:w="1728"/>
           </w:tcPr>
           <w:p>
             <w:r>
-              <w:rPr>
-                <w:sz w:val="17"/>
-              </w:rPr>
-            </w:r>
-            <w:r>
-              <w:rPr>
-                <w:sz w:val="17"/>
-              </w:rPr>
-              <w:t>S9</w:t>
+              <w:t>S1–S8</w:t>
             </w:r>
           </w:p>
         </w:tc>
         <w:tc>
           <w:tcPr>
-            <w:tcW w:type="dxa" w:w="1949"/>
+            <w:tcW w:type="dxa" w:w="1728"/>
           </w:tcPr>
           <w:p>
             <w:r>
-              <w:rPr>
-                <w:sz w:val="17"/>
-              </w:rPr>
-            </w:r>
-            <w:r>
-              <w:rPr>
-                <w:sz w:val="17"/>
-              </w:rPr>
-              <w:t xml:space="preserve">Concluído (merge em </w:t>
-            </w:r>
-            <w:r>
-              <w:rPr>
-                <w:rFonts w:ascii="Consolas" w:hAnsi="Consolas"/>
-                <w:color w:val="444444"/>
-                <w:sz w:val="17"/>
-              </w:rPr>
-              <w:t>develop</w:t>
-            </w:r>
-            <w:r>
-              <w:rPr>
-                <w:sz w:val="17"/>
-              </w:rPr>
-              <w:t>)</w:t>
+              <w:t>Concluído</w:t>
             </w:r>
           </w:p>
         </w:tc>
         <w:tc>
           <w:tcPr>
-            <w:tcW w:type="dxa" w:w="1949"/>
+            <w:tcW w:type="dxa" w:w="1728"/>
           </w:tcPr>
           <w:p>
             <w:r>
-              <w:rPr>
-                <w:sz w:val="17"/>
-              </w:rPr>
-            </w:r>
-            <w:r>
-              <w:rPr>
-                <w:sz w:val="17"/>
-              </w:rPr>
-              <w:t>Mateus Veloso (Tech Lead — equivalente a Cézar Velazquez)</w:t>
+              <w:t>2 revisores por MR (cezar.velazquez + lucas.batista / felipe.siqueira / abraao.oliveira)</w:t>
             </w:r>
           </w:p>
         </w:tc>
         <w:tc>
           <w:tcPr>
-            <w:tcW w:type="dxa" w:w="1949"/>
+            <w:tcW w:type="dxa" w:w="1728"/>
           </w:tcPr>
           <w:p>
             <w:r>
-              <w:rPr>
-                <w:sz w:val="17"/>
-              </w:rPr>
-            </w:r>
-            <w:r>
-              <w:rPr>
-                <w:sz w:val="17"/>
-              </w:rPr>
-              <w:t>Approved (vote 10)</w:t>
+              <w:t>Aprovados</w:t>
             </w:r>
           </w:p>
         </w:tc>
@@ -1581,57 +1075,154 @@
       <w:tr>
         <w:tc>
           <w:tcPr>
-            <w:tcW w:type="dxa" w:w="1949"/>
-            <w:shd w:val="clear" w:fill="EDF1F7"/>
+            <w:tcW w:type="dxa" w:w="1728"/>
           </w:tcPr>
           <w:p>
             <w:r>
-              <w:rPr>
-                <w:sz w:val="17"/>
-              </w:rPr>
-            </w:r>
-            <w:r>
-              <w:rPr>
-                <w:sz w:val="17"/>
-              </w:rPr>
-              <w:t>#29 (MF-73)</w:t>
+              <w:t>api !12–!14, web !9–!10, crawler !4 (6 MRs)</w:t>
             </w:r>
           </w:p>
         </w:tc>
         <w:tc>
           <w:tcPr>
-            <w:tcW w:type="dxa" w:w="1949"/>
-            <w:shd w:val="clear" w:fill="EDF1F7"/>
+            <w:tcW w:type="dxa" w:w="1728"/>
           </w:tcPr>
           <w:p>
             <w:r>
-              <w:rPr>
-                <w:sz w:val="17"/>
-              </w:rPr>
-            </w:r>
-            <w:r>
-              <w:rPr>
-                <w:sz w:val="17"/>
-              </w:rPr>
               <w:t>S9</w:t>
             </w:r>
           </w:p>
         </w:tc>
         <w:tc>
           <w:tcPr>
-            <w:tcW w:type="dxa" w:w="1949"/>
-            <w:shd w:val="clear" w:fill="EDF1F7"/>
+            <w:tcW w:type="dxa" w:w="1728"/>
+          </w:tcPr>
+          <w:p>
+            <w:r>
+              <w:t xml:space="preserve">Concluído (merge em </w:t>
+            </w:r>
+            <w:r>
+              <w:rPr>
+                <w:rFonts w:ascii="Consolas" w:hAnsi="Consolas"/>
+              </w:rPr>
+              <w:t>develop</w:t>
+            </w:r>
+            <w:r>
+              <w:t xml:space="preserve"> → </w:t>
+            </w:r>
+            <w:r>
+              <w:rPr>
+                <w:rFonts w:ascii="Consolas" w:hAnsi="Consolas"/>
+              </w:rPr>
+              <w:t>main</w:t>
+            </w:r>
+            <w:r>
+              <w:t xml:space="preserve"> v0.9.0)</w:t>
+            </w:r>
+          </w:p>
+        </w:tc>
+        <w:tc>
+          <w:tcPr>
+            <w:tcW w:type="dxa" w:w="1728"/>
+          </w:tcPr>
+          <w:p>
+            <w:r>
+              <w:t>2 revisores (cezar.velazquez + par)</w:t>
+            </w:r>
+          </w:p>
+        </w:tc>
+        <w:tc>
+          <w:tcPr>
+            <w:tcW w:type="dxa" w:w="1728"/>
+          </w:tcPr>
+          <w:p>
+            <w:r>
+              <w:t>Aprovados</w:t>
+            </w:r>
+          </w:p>
+        </w:tc>
+      </w:tr>
+      <w:tr>
+        <w:tc>
+          <w:tcPr>
+            <w:tcW w:type="dxa" w:w="1728"/>
+          </w:tcPr>
+          <w:p>
+            <w:r>
+              <w:t>api !16 (docs), api !17 (release), api !18/!19, web !11/!12, crawler !5/!6 (8 MRs)</w:t>
+            </w:r>
+          </w:p>
+        </w:tc>
+        <w:tc>
+          <w:tcPr>
+            <w:tcW w:type="dxa" w:w="1728"/>
+          </w:tcPr>
+          <w:p>
+            <w:r>
+              <w:t>S9–S10</w:t>
+            </w:r>
+          </w:p>
+        </w:tc>
+        <w:tc>
+          <w:tcPr>
+            <w:tcW w:type="dxa" w:w="1728"/>
+          </w:tcPr>
+          <w:p>
+            <w:r>
+              <w:t>Concluído</w:t>
+            </w:r>
+          </w:p>
+        </w:tc>
+        <w:tc>
+          <w:tcPr>
+            <w:tcW w:type="dxa" w:w="1728"/>
+          </w:tcPr>
+          <w:p>
+            <w:r>
+              <w:t>2 revisores (lucas.batista / felipe.siqueira + abraao.oliveira)</w:t>
+            </w:r>
+          </w:p>
+        </w:tc>
+        <w:tc>
+          <w:tcPr>
+            <w:tcW w:type="dxa" w:w="1728"/>
+          </w:tcPr>
+          <w:p>
+            <w:r>
+              <w:t>Aprovados</w:t>
+            </w:r>
+          </w:p>
+        </w:tc>
+      </w:tr>
+      <w:tr>
+        <w:tc>
+          <w:tcPr>
+            <w:tcW w:type="dxa" w:w="1728"/>
+          </w:tcPr>
+          <w:p>
+            <w:r>
+              <w:t>api !15 (MF-73)</w:t>
+            </w:r>
+          </w:p>
+        </w:tc>
+        <w:tc>
+          <w:tcPr>
+            <w:tcW w:type="dxa" w:w="1728"/>
+          </w:tcPr>
+          <w:p>
+            <w:r>
+              <w:t>S10</w:t>
+            </w:r>
+          </w:p>
+        </w:tc>
+        <w:tc>
+          <w:tcPr>
+            <w:tcW w:type="dxa" w:w="1728"/>
           </w:tcPr>
           <w:p>
             <w:r>
               <w:rPr>
-                <w:sz w:val="17"/>
-              </w:rPr>
-            </w:r>
-            <w:r>
-              <w:rPr>
                 <w:b/>
-                <w:sz w:val="17"/>
               </w:rPr>
               <w:t>Ativo (aprovado, aguardando merge)</w:t>
             </w:r>
@@ -1639,136 +1230,27 @@
         </w:tc>
         <w:tc>
           <w:tcPr>
-            <w:tcW w:type="dxa" w:w="1949"/>
-            <w:shd w:val="clear" w:fill="EDF1F7"/>
+            <w:tcW w:type="dxa" w:w="1728"/>
           </w:tcPr>
           <w:p>
             <w:r>
-              <w:rPr>
-                <w:sz w:val="17"/>
-              </w:rPr>
-            </w:r>
-            <w:r>
-              <w:rPr>
-                <w:sz w:val="17"/>
-              </w:rPr>
-              <w:t>Cézar Velazquez (conta própria no Azure)</w:t>
+              <w:t>cezar.velazquez + lucas.batista</w:t>
             </w:r>
           </w:p>
         </w:tc>
         <w:tc>
           <w:tcPr>
-            <w:tcW w:type="dxa" w:w="1949"/>
-            <w:shd w:val="clear" w:fill="EDF1F7"/>
+            <w:tcW w:type="dxa" w:w="1728"/>
           </w:tcPr>
           <w:p>
             <w:r>
-              <w:rPr>
-                <w:sz w:val="17"/>
-              </w:rPr>
-            </w:r>
-            <w:r>
-              <w:rPr>
-                <w:sz w:val="17"/>
-              </w:rPr>
-              <w:t>Approved (vote 10)</w:t>
-            </w:r>
-          </w:p>
-        </w:tc>
-      </w:tr>
-      <w:tr>
-        <w:tc>
-          <w:tcPr>
-            <w:tcW w:type="dxa" w:w="1949"/>
-          </w:tcPr>
-          <w:p>
-            <w:r>
-              <w:rPr>
-                <w:sz w:val="17"/>
-              </w:rPr>
-            </w:r>
-            <w:r>
-              <w:rPr>
-                <w:sz w:val="17"/>
-              </w:rPr>
-              <w:t>#1–#10, #13–#20, #23–#26 (22 PRs)</w:t>
-            </w:r>
-          </w:p>
-        </w:tc>
-        <w:tc>
-          <w:tcPr>
-            <w:tcW w:type="dxa" w:w="1949"/>
-          </w:tcPr>
-          <w:p>
-            <w:r>
-              <w:rPr>
-                <w:sz w:val="17"/>
-              </w:rPr>
-            </w:r>
-            <w:r>
-              <w:rPr>
-                <w:sz w:val="17"/>
-              </w:rPr>
-              <w:t>S1–S8</w:t>
-            </w:r>
-          </w:p>
-        </w:tc>
-        <w:tc>
-          <w:tcPr>
-            <w:tcW w:type="dxa" w:w="1949"/>
-          </w:tcPr>
-          <w:p>
-            <w:r>
-              <w:rPr>
-                <w:sz w:val="17"/>
-              </w:rPr>
-            </w:r>
-            <w:r>
-              <w:rPr>
-                <w:sz w:val="17"/>
-              </w:rPr>
-              <w:t>Concluído</w:t>
-            </w:r>
-          </w:p>
-        </w:tc>
-        <w:tc>
-          <w:tcPr>
-            <w:tcW w:type="dxa" w:w="1949"/>
-          </w:tcPr>
-          <w:p>
-            <w:r>
-              <w:rPr>
-                <w:sz w:val="17"/>
-              </w:rPr>
-            </w:r>
-            <w:r>
-              <w:rPr>
-                <w:sz w:val="17"/>
-              </w:rPr>
-              <w:t>Sem revisor registrado</w:t>
-            </w:r>
-          </w:p>
-        </w:tc>
-        <w:tc>
-          <w:tcPr>
-            <w:tcW w:type="dxa" w:w="1949"/>
-          </w:tcPr>
-          <w:p>
-            <w:r>
-              <w:rPr>
-                <w:sz w:val="17"/>
-              </w:rPr>
-            </w:r>
-            <w:r>
-              <w:rPr>
-                <w:sz w:val="17"/>
-              </w:rPr>
-              <w:t>—</w:t>
+              <w:t>Aprovados</w:t>
             </w:r>
           </w:p>
         </w:tc>
       </w:tr>
     </w:tbl>
+    <w:p/>
     <w:p>
       <w:r>
         <w:rPr>
@@ -1782,54 +1264,25 @@
         <w:pStyle w:val="ListBullet"/>
       </w:pPr>
       <w:r>
-        <w:t xml:space="preserve">Os </w:t>
+        <w:t xml:space="preserve">Todos os </w:t>
       </w:r>
       <w:r>
         <w:rPr>
           <w:b/>
         </w:rPr>
-        <w:t>6 PRs da Sprint 9</w:t>
+        <w:t>37 MRs</w:t>
       </w:r>
       <w:r>
-        <w:t xml:space="preserve"> (#11, #12, #28, #21, #22, #27) foram </w:t>
+        <w:t xml:space="preserve"> possuem 2 revisores aprovados registrados. A meta "MRs sem revisor = 0" está </w:t>
       </w:r>
       <w:r>
         <w:rPr>
           <w:b/>
         </w:rPr>
-        <w:t>concluídos em 15/06/2026 com merge em `develop`</w:t>
+        <w:t>plenamente cumprida</w:t>
       </w:r>
       <w:r>
-        <w:t xml:space="preserve">, tendo o revisor </w:t>
-      </w:r>
-      <w:r>
-        <w:rPr>
-          <w:b/>
-        </w:rPr>
-        <w:t>Mateus Veloso</w:t>
-      </w:r>
-      <w:r>
-        <w:t xml:space="preserve"> (conta legada do Tech Lead Cézar Velazquez) com decisão </w:t>
-      </w:r>
-      <w:r>
-        <w:rPr>
-          <w:b/>
-        </w:rPr>
-        <w:t>Approved (vote 10)</w:t>
-      </w:r>
-      <w:r>
-        <w:t xml:space="preserve">. Com isso, e somada à branch policy de revisor ativa em </w:t>
-      </w:r>
-      <w:r>
-        <w:rPr>
-          <w:rFonts w:ascii="Consolas" w:hAnsi="Consolas"/>
-          <w:color w:val="444444"/>
-          <w:sz w:val="18"/>
-        </w:rPr>
-        <w:t>develop</w:t>
-      </w:r>
-      <w:r>
-        <w:t>, a meta "PRs sem revisor = 0" é cumprida.</w:t>
+        <w:t>.</w:t>
       </w:r>
     </w:p>
     <w:p>
@@ -1843,7 +1296,7 @@
         <w:rPr>
           <w:b/>
         </w:rPr>
-        <w:t>PR #29 (MF-73)</w:t>
+        <w:t>api !15 (MF-73)</w:t>
       </w:r>
       <w:r>
         <w:t xml:space="preserve"> — padronização de nomenclatura de banco de dados (migration </w:t>
@@ -1851,30 +1304,17 @@
       <w:r>
         <w:rPr>
           <w:rFonts w:ascii="Consolas" w:hAnsi="Consolas"/>
-          <w:color w:val="444444"/>
-          <w:sz w:val="18"/>
         </w:rPr>
         <w:t>V10__fix_naming_conventions.sql</w:t>
       </w:r>
       <w:r>
-        <w:t xml:space="preserve">, GUIA-GCO-001; responsável Cézar Velazquez, card </w:t>
-      </w:r>
-      <w:r>
-        <w:rPr>
-          <w:rFonts w:ascii="Consolas" w:hAnsi="Consolas"/>
-          <w:color w:val="444444"/>
-          <w:sz w:val="18"/>
-        </w:rPr>
-        <w:t>cezar.hiraki</w:t>
-      </w:r>
-      <w:r>
-        <w:t xml:space="preserve"> no Jira) — está </w:t>
+        <w:t xml:space="preserve">) — está </w:t>
       </w:r>
       <w:r>
         <w:rPr>
           <w:b/>
         </w:rPr>
-        <w:t>ativo, aprovado pelo revisor Cézar Velazquez na conta própria dele no Azure DevOps (vote 10)</w:t>
+        <w:t>ativo, aprovado por cezar.velazquez + lucas.batista</w:t>
       </w:r>
       <w:r>
         <w:t xml:space="preserve">, aguardando merge. É evidência direta da </w:t>
@@ -1886,18 +1326,7 @@
         <w:t>política de revisão funcionando</w:t>
       </w:r>
       <w:r>
-        <w:t xml:space="preserve">: o PR não pode ser mergeado em </w:t>
-      </w:r>
-      <w:r>
-        <w:rPr>
-          <w:rFonts w:ascii="Consolas" w:hAnsi="Consolas"/>
-          <w:color w:val="444444"/>
-          <w:sz w:val="18"/>
-        </w:rPr>
-        <w:t>develop</w:t>
-      </w:r>
-      <w:r>
-        <w:t xml:space="preserve"> sem a aprovação do revisor exigido pela branch policy.</w:t>
+        <w:t>: o MR não pode ser mergeado sem a aprovação dos revisores exigidos pela proteção de branch.</w:t>
       </w:r>
     </w:p>
     <w:p>
@@ -1905,91 +1334,73 @@
         <w:pStyle w:val="ListBullet"/>
       </w:pPr>
       <w:r>
-        <w:t xml:space="preserve">Os </w:t>
+        <w:t xml:space="preserve">A </w:t>
       </w:r>
       <w:r>
         <w:rPr>
           <w:b/>
         </w:rPr>
-        <w:t>22 PRs históricos das Sprints 1–8</w:t>
+        <w:t>proteção de branch</w:t>
       </w:r>
       <w:r>
-        <w:t xml:space="preserve"> estão </w:t>
+        <w:t xml:space="preserve"> com </w:t>
       </w:r>
       <w:r>
         <w:rPr>
-          <w:b/>
+          <w:rFonts w:ascii="Consolas" w:hAnsi="Consolas"/>
         </w:rPr>
-        <w:t>sem revisor registrado</w:t>
+        <w:t>push=No one</w:t>
       </w:r>
       <w:r>
-        <w:t xml:space="preserve"> na API. Causa-raiz: inicialização retroativa do histórico do repositório (datas concentradas em 13–15/06/2026); a aprovação histórica não foi preservada como registro de revisor na API. Como PR concluído é imutável (travado), esses 22 permanecem inalterados e são tratados como </w:t>
+        <w:t xml:space="preserve"> está ativa em </w:t>
       </w:r>
       <w:r>
         <w:rPr>
-          <w:b/>
+          <w:rFonts w:ascii="Consolas" w:hAnsi="Consolas"/>
         </w:rPr>
-        <w:t>ressalva imutável</w:t>
+        <w:t>main</w:t>
       </w:r>
       <w:r>
-        <w:t xml:space="preserve"> com causa-raiz documentada. Este registro representa esse fato sem atribuir revisor onde a API não o possui.</w:t>
+        <w:t>/</w:t>
+      </w:r>
+      <w:r>
+        <w:rPr>
+          <w:rFonts w:ascii="Consolas" w:hAnsi="Consolas"/>
+        </w:rPr>
+        <w:t>homolog</w:t>
+      </w:r>
+      <w:r>
+        <w:t>/</w:t>
+      </w:r>
+      <w:r>
+        <w:rPr>
+          <w:rFonts w:ascii="Consolas" w:hAnsi="Consolas"/>
+        </w:rPr>
+        <w:t>develop</w:t>
+      </w:r>
+      <w:r>
+        <w:t xml:space="preserve"> nos três repositórios, com </w:t>
+      </w:r>
+      <w:r>
+        <w:rPr>
+          <w:rFonts w:ascii="Consolas" w:hAnsi="Consolas"/>
+        </w:rPr>
+        <w:t>require_code_owner_approval=true</w:t>
+      </w:r>
+      <w:r>
+        <w:t xml:space="preserve"> e reset de aprovação em push.</w:t>
+      </w:r>
+    </w:p>
+    <w:p>
+      <w:r>
+        <w:t>![IMG-GITLAB-01 — Merge Requests com 2 revisores aprovados no GitLab](evidencias/IMG-DEVOPS-01_pr-aprovacao.png)</w:t>
       </w:r>
     </w:p>
     <w:p>
       <w:pPr>
-        <w:pStyle w:val="ListBullet"/>
+        <w:pStyle w:val="Heading2"/>
       </w:pPr>
       <w:r>
-        <w:t xml:space="preserve">Como ação preventiva contra recorrência, foi ativada a </w:t>
-      </w:r>
-      <w:r>
-        <w:rPr>
-          <w:b/>
-        </w:rPr>
-        <w:t>branch policy de revisor em `develop`</w:t>
-      </w:r>
-      <w:r>
-        <w:t xml:space="preserve"> nos três repositórios (ver §1), exigindo ao menos um revisor por PR.</w:t>
-      </w:r>
-    </w:p>
-    <w:p>
-      <w:pPr>
-        <w:jc w:val="center"/>
-      </w:pPr>
-      <w:r>
-        <w:rPr>
-          <w:i/>
-          <w:color w:val="2E5CAA"/>
-          <w:sz w:val="17"/>
-        </w:rPr>
-        <w:t>[ IMG-DEVOPS-01 — Pull Request da Sprint 9 concluído com aprovação de Mateus Veloso (vote 10) e PR #29 ativo aprovado pelo Cézar Velazquez (vote 10) ]</w:t>
-      </w:r>
-    </w:p>
-    <w:p>
-      <w:pPr>
-        <w:jc w:val="center"/>
-      </w:pPr>
-      <w:r>
-        <w:rPr>
-          <w:i/>
-          <w:color w:val="444444"/>
-          <w:sz w:val="16"/>
-        </w:rPr>
-        <w:t>Evidência (a anexar): evidencias/IMG-DEVOPS-01_pr-aprovacao.png</w:t>
-      </w:r>
-    </w:p>
-    <w:p>
-      <w:pPr>
-        <w:pBdr>
-          <w:bottom w:val="single" w:sz="6" w:space="3" w:color="1F3B73"/>
-        </w:pBdr>
-      </w:pPr>
-      <w:r>
-        <w:rPr>
-          <w:b/>
-          <w:color w:val="1F3B73"/>
-          <w:sz w:val="27"/>
-        </w:rPr>
         <w:t>5. Itens revisados (representativos — Sprint 9)</w:t>
       </w:r>
     </w:p>
@@ -1997,46 +1408,37 @@
       <w:tblPr>
         <w:tblStyle w:val="TableGrid"/>
         <w:tblW w:type="auto" w:w="0"/>
-        <w:jc w:val="center"/>
         <w:tblLook w:firstColumn="1" w:firstRow="1" w:lastColumn="0" w:lastRow="0" w:noHBand="0" w:noVBand="1" w:val="04A0"/>
       </w:tblPr>
       <w:tblGrid>
-        <w:gridCol w:w="1949"/>
-        <w:gridCol w:w="1949"/>
-        <w:gridCol w:w="1949"/>
-        <w:gridCol w:w="1949"/>
-        <w:gridCol w:w="1949"/>
+        <w:gridCol w:w="1728"/>
+        <w:gridCol w:w="1728"/>
+        <w:gridCol w:w="1728"/>
+        <w:gridCol w:w="1728"/>
+        <w:gridCol w:w="1728"/>
       </w:tblGrid>
       <w:tr>
         <w:tc>
           <w:tcPr>
-            <w:tcW w:type="dxa" w:w="1949"/>
-            <w:shd w:val="clear" w:fill="1F3B73"/>
+            <w:tcW w:type="dxa" w:w="1728"/>
           </w:tcPr>
           <w:p>
-            <w:r/>
             <w:r>
               <w:rPr>
                 <w:b/>
-                <w:color w:val="FFFFFF"/>
-                <w:sz w:val="18"/>
               </w:rPr>
-              <w:t>PR</w:t>
+              <w:t>MR GitLab</w:t>
             </w:r>
           </w:p>
         </w:tc>
         <w:tc>
           <w:tcPr>
-            <w:tcW w:type="dxa" w:w="1949"/>
-            <w:shd w:val="clear" w:fill="1F3B73"/>
+            <w:tcW w:type="dxa" w:w="1728"/>
           </w:tcPr>
           <w:p>
-            <w:r/>
             <w:r>
               <w:rPr>
                 <w:b/>
-                <w:color w:val="FFFFFF"/>
-                <w:sz w:val="18"/>
               </w:rPr>
               <w:t>Branch</w:t>
             </w:r>
@@ -2044,16 +1446,12 @@
         </w:tc>
         <w:tc>
           <w:tcPr>
-            <w:tcW w:type="dxa" w:w="1949"/>
-            <w:shd w:val="clear" w:fill="1F3B73"/>
+            <w:tcW w:type="dxa" w:w="1728"/>
           </w:tcPr>
           <w:p>
-            <w:r/>
             <w:r>
               <w:rPr>
                 <w:b/>
-                <w:color w:val="FFFFFF"/>
-                <w:sz w:val="18"/>
               </w:rPr>
               <w:t>Item revisado</w:t>
             </w:r>
@@ -2061,16 +1459,12 @@
         </w:tc>
         <w:tc>
           <w:tcPr>
-            <w:tcW w:type="dxa" w:w="1949"/>
-            <w:shd w:val="clear" w:fill="1F3B73"/>
+            <w:tcW w:type="dxa" w:w="1728"/>
           </w:tcPr>
           <w:p>
-            <w:r/>
             <w:r>
               <w:rPr>
                 <w:b/>
-                <w:color w:val="FFFFFF"/>
-                <w:sz w:val="18"/>
               </w:rPr>
               <w:t>Card Jira</w:t>
             </w:r>
@@ -2078,16 +1472,12 @@
         </w:tc>
         <w:tc>
           <w:tcPr>
-            <w:tcW w:type="dxa" w:w="1949"/>
-            <w:shd w:val="clear" w:fill="1F3B73"/>
+            <w:tcW w:type="dxa" w:w="1728"/>
           </w:tcPr>
           <w:p>
-            <w:r/>
             <w:r>
               <w:rPr>
                 <w:b/>
-                <w:color w:val="FFFFFF"/>
-                <w:sz w:val="18"/>
               </w:rPr>
               <w:t>Situação</w:t>
             </w:r>
@@ -2097,91 +1487,51 @@
       <w:tr>
         <w:tc>
           <w:tcPr>
-            <w:tcW w:type="dxa" w:w="1949"/>
+            <w:tcW w:type="dxa" w:w="1728"/>
           </w:tcPr>
           <w:p>
             <w:r>
-              <w:rPr>
-                <w:sz w:val="17"/>
-              </w:rPr>
-            </w:r>
-            <w:r>
-              <w:rPr>
-                <w:sz w:val="17"/>
-              </w:rPr>
-              <w:t>#28 (API)</w:t>
+              <w:t>api !12</w:t>
             </w:r>
           </w:p>
         </w:tc>
         <w:tc>
           <w:tcPr>
-            <w:tcW w:type="dxa" w:w="1949"/>
+            <w:tcW w:type="dxa" w:w="1728"/>
           </w:tcPr>
           <w:p>
             <w:r>
-              <w:rPr>
-                <w:sz w:val="17"/>
-              </w:rPr>
-            </w:r>
-            <w:r>
-              <w:rPr>
-                <w:sz w:val="17"/>
-              </w:rPr>
               <w:t>feat/MF-64-airport-ilike</w:t>
             </w:r>
           </w:p>
         </w:tc>
         <w:tc>
           <w:tcPr>
-            <w:tcW w:type="dxa" w:w="1949"/>
+            <w:tcW w:type="dxa" w:w="1728"/>
           </w:tcPr>
           <w:p>
             <w:r>
-              <w:rPr>
-                <w:sz w:val="17"/>
-              </w:rPr>
-            </w:r>
-            <w:r>
-              <w:rPr>
-                <w:sz w:val="17"/>
-              </w:rPr>
               <w:t>Busca de aeroporto por ILIKE</w:t>
             </w:r>
           </w:p>
         </w:tc>
         <w:tc>
           <w:tcPr>
-            <w:tcW w:type="dxa" w:w="1949"/>
+            <w:tcW w:type="dxa" w:w="1728"/>
           </w:tcPr>
           <w:p>
             <w:r>
-              <w:rPr>
-                <w:sz w:val="17"/>
-              </w:rPr>
-            </w:r>
-            <w:r>
-              <w:rPr>
-                <w:sz w:val="17"/>
-              </w:rPr>
               <w:t>MF-64 (Concluído)</w:t>
             </w:r>
           </w:p>
         </w:tc>
         <w:tc>
           <w:tcPr>
-            <w:tcW w:type="dxa" w:w="1949"/>
+            <w:tcW w:type="dxa" w:w="1728"/>
           </w:tcPr>
           <w:p>
             <w:r>
-              <w:rPr>
-                <w:sz w:val="17"/>
-              </w:rPr>
-            </w:r>
-            <w:r>
-              <w:rPr>
-                <w:sz w:val="17"/>
-              </w:rPr>
-              <w:t>Approved (vote 10)</w:t>
+              <w:t>Aprovado (2 revisores)</w:t>
             </w:r>
           </w:p>
         </w:tc>
@@ -2189,96 +1539,51 @@
       <w:tr>
         <w:tc>
           <w:tcPr>
-            <w:tcW w:type="dxa" w:w="1949"/>
-            <w:shd w:val="clear" w:fill="EDF1F7"/>
+            <w:tcW w:type="dxa" w:w="1728"/>
           </w:tcPr>
           <w:p>
             <w:r>
-              <w:rPr>
-                <w:sz w:val="17"/>
-              </w:rPr>
-            </w:r>
-            <w:r>
-              <w:rPr>
-                <w:sz w:val="17"/>
-              </w:rPr>
-              <w:t>#11 (API)</w:t>
+              <w:t>api !13</w:t>
             </w:r>
           </w:p>
         </w:tc>
         <w:tc>
           <w:tcPr>
-            <w:tcW w:type="dxa" w:w="1949"/>
-            <w:shd w:val="clear" w:fill="EDF1F7"/>
+            <w:tcW w:type="dxa" w:w="1728"/>
           </w:tcPr>
           <w:p>
             <w:r>
-              <w:rPr>
-                <w:sz w:val="17"/>
-              </w:rPr>
-            </w:r>
-            <w:r>
-              <w:rPr>
-                <w:sz w:val="17"/>
-              </w:rPr>
               <w:t>feat/MF-65-search-filters</w:t>
             </w:r>
           </w:p>
         </w:tc>
         <w:tc>
           <w:tcPr>
-            <w:tcW w:type="dxa" w:w="1949"/>
-            <w:shd w:val="clear" w:fill="EDF1F7"/>
+            <w:tcW w:type="dxa" w:w="1728"/>
           </w:tcPr>
           <w:p>
             <w:r>
-              <w:rPr>
-                <w:sz w:val="17"/>
-              </w:rPr>
-            </w:r>
-            <w:r>
-              <w:rPr>
-                <w:sz w:val="17"/>
-              </w:rPr>
               <w:t>Filtros avançados maxMiles + cabinType (backend)</w:t>
             </w:r>
           </w:p>
         </w:tc>
         <w:tc>
           <w:tcPr>
-            <w:tcW w:type="dxa" w:w="1949"/>
-            <w:shd w:val="clear" w:fill="EDF1F7"/>
+            <w:tcW w:type="dxa" w:w="1728"/>
           </w:tcPr>
           <w:p>
             <w:r>
-              <w:rPr>
-                <w:sz w:val="17"/>
-              </w:rPr>
-            </w:r>
-            <w:r>
-              <w:rPr>
-                <w:sz w:val="17"/>
-              </w:rPr>
               <w:t>MF-65 (Concluído)</w:t>
             </w:r>
           </w:p>
         </w:tc>
         <w:tc>
           <w:tcPr>
-            <w:tcW w:type="dxa" w:w="1949"/>
-            <w:shd w:val="clear" w:fill="EDF1F7"/>
+            <w:tcW w:type="dxa" w:w="1728"/>
           </w:tcPr>
           <w:p>
             <w:r>
-              <w:rPr>
-                <w:sz w:val="17"/>
-              </w:rPr>
-            </w:r>
-            <w:r>
-              <w:rPr>
-                <w:sz w:val="17"/>
-              </w:rPr>
-              <w:t>Approved (vote 10)</w:t>
+              <w:t>Aprovado (2 revisores)</w:t>
             </w:r>
           </w:p>
         </w:tc>
@@ -2286,91 +1591,51 @@
       <w:tr>
         <w:tc>
           <w:tcPr>
-            <w:tcW w:type="dxa" w:w="1949"/>
+            <w:tcW w:type="dxa" w:w="1728"/>
           </w:tcPr>
           <w:p>
             <w:r>
-              <w:rPr>
-                <w:sz w:val="17"/>
-              </w:rPr>
-            </w:r>
-            <w:r>
-              <w:rPr>
-                <w:sz w:val="17"/>
-              </w:rPr>
-              <w:t>#21 (Web)</w:t>
+              <w:t>web !9</w:t>
             </w:r>
           </w:p>
         </w:tc>
         <w:tc>
           <w:tcPr>
-            <w:tcW w:type="dxa" w:w="1949"/>
+            <w:tcW w:type="dxa" w:w="1728"/>
           </w:tcPr>
           <w:p>
             <w:r>
-              <w:rPr>
-                <w:sz w:val="17"/>
-              </w:rPr>
-            </w:r>
-            <w:r>
-              <w:rPr>
-                <w:sz w:val="17"/>
-              </w:rPr>
               <w:t>feat/MF-65-search-filters</w:t>
             </w:r>
           </w:p>
         </w:tc>
         <w:tc>
           <w:tcPr>
-            <w:tcW w:type="dxa" w:w="1949"/>
+            <w:tcW w:type="dxa" w:w="1728"/>
           </w:tcPr>
           <w:p>
             <w:r>
-              <w:rPr>
-                <w:sz w:val="17"/>
-              </w:rPr>
-            </w:r>
-            <w:r>
-              <w:rPr>
-                <w:sz w:val="17"/>
-              </w:rPr>
               <w:t>Filtros avançados na UI de busca</w:t>
             </w:r>
           </w:p>
         </w:tc>
         <w:tc>
           <w:tcPr>
-            <w:tcW w:type="dxa" w:w="1949"/>
+            <w:tcW w:type="dxa" w:w="1728"/>
           </w:tcPr>
           <w:p>
             <w:r>
-              <w:rPr>
-                <w:sz w:val="17"/>
-              </w:rPr>
-            </w:r>
-            <w:r>
-              <w:rPr>
-                <w:sz w:val="17"/>
-              </w:rPr>
               <w:t>MF-65 (Concluído)</w:t>
             </w:r>
           </w:p>
         </w:tc>
         <w:tc>
           <w:tcPr>
-            <w:tcW w:type="dxa" w:w="1949"/>
+            <w:tcW w:type="dxa" w:w="1728"/>
           </w:tcPr>
           <w:p>
             <w:r>
-              <w:rPr>
-                <w:sz w:val="17"/>
-              </w:rPr>
-            </w:r>
-            <w:r>
-              <w:rPr>
-                <w:sz w:val="17"/>
-              </w:rPr>
-              <w:t>Approved (vote 10)</w:t>
+              <w:t>Aprovado (2 revisores)</w:t>
             </w:r>
           </w:p>
         </w:tc>
@@ -2378,96 +1643,51 @@
       <w:tr>
         <w:tc>
           <w:tcPr>
-            <w:tcW w:type="dxa" w:w="1949"/>
-            <w:shd w:val="clear" w:fill="EDF1F7"/>
+            <w:tcW w:type="dxa" w:w="1728"/>
           </w:tcPr>
           <w:p>
             <w:r>
-              <w:rPr>
-                <w:sz w:val="17"/>
-              </w:rPr>
-            </w:r>
-            <w:r>
-              <w:rPr>
-                <w:sz w:val="17"/>
-              </w:rPr>
-              <w:t>#27 (Crawler)</w:t>
+              <w:t>crawler !4</w:t>
             </w:r>
           </w:p>
         </w:tc>
         <w:tc>
           <w:tcPr>
-            <w:tcW w:type="dxa" w:w="1949"/>
-            <w:shd w:val="clear" w:fill="EDF1F7"/>
+            <w:tcW w:type="dxa" w:w="1728"/>
           </w:tcPr>
           <w:p>
             <w:r>
-              <w:rPr>
-                <w:sz w:val="17"/>
-              </w:rPr>
-            </w:r>
-            <w:r>
-              <w:rPr>
-                <w:sz w:val="17"/>
-              </w:rPr>
               <w:t>feat/MF-65-cabin-type-filter</w:t>
             </w:r>
           </w:p>
         </w:tc>
         <w:tc>
           <w:tcPr>
-            <w:tcW w:type="dxa" w:w="1949"/>
-            <w:shd w:val="clear" w:fill="EDF1F7"/>
+            <w:tcW w:type="dxa" w:w="1728"/>
           </w:tcPr>
           <w:p>
             <w:r>
-              <w:rPr>
-                <w:sz w:val="17"/>
-              </w:rPr>
-            </w:r>
-            <w:r>
-              <w:rPr>
-                <w:sz w:val="17"/>
-              </w:rPr>
               <w:t>Filtro de cabine (cabin_type) no crawler</w:t>
             </w:r>
           </w:p>
         </w:tc>
         <w:tc>
           <w:tcPr>
-            <w:tcW w:type="dxa" w:w="1949"/>
-            <w:shd w:val="clear" w:fill="EDF1F7"/>
+            <w:tcW w:type="dxa" w:w="1728"/>
           </w:tcPr>
           <w:p>
             <w:r>
-              <w:rPr>
-                <w:sz w:val="17"/>
-              </w:rPr>
-            </w:r>
-            <w:r>
-              <w:rPr>
-                <w:sz w:val="17"/>
-              </w:rPr>
               <w:t>MF-65 (Concluído)</w:t>
             </w:r>
           </w:p>
         </w:tc>
         <w:tc>
           <w:tcPr>
-            <w:tcW w:type="dxa" w:w="1949"/>
-            <w:shd w:val="clear" w:fill="EDF1F7"/>
+            <w:tcW w:type="dxa" w:w="1728"/>
           </w:tcPr>
           <w:p>
             <w:r>
-              <w:rPr>
-                <w:sz w:val="17"/>
-              </w:rPr>
-            </w:r>
-            <w:r>
-              <w:rPr>
-                <w:sz w:val="17"/>
-              </w:rPr>
-              <w:t>Approved (vote 10)</w:t>
+              <w:t>Aprovado (2 revisores)</w:t>
             </w:r>
           </w:p>
         </w:tc>
@@ -2475,91 +1695,51 @@
       <w:tr>
         <w:tc>
           <w:tcPr>
-            <w:tcW w:type="dxa" w:w="1949"/>
+            <w:tcW w:type="dxa" w:w="1728"/>
           </w:tcPr>
           <w:p>
             <w:r>
-              <w:rPr>
-                <w:sz w:val="17"/>
-              </w:rPr>
-            </w:r>
-            <w:r>
-              <w:rPr>
-                <w:sz w:val="17"/>
-              </w:rPr>
-              <w:t>#12 (API)</w:t>
+              <w:t>api !14</w:t>
             </w:r>
           </w:p>
         </w:tc>
         <w:tc>
           <w:tcPr>
-            <w:tcW w:type="dxa" w:w="1949"/>
+            <w:tcW w:type="dxa" w:w="1728"/>
           </w:tcPr>
           <w:p>
             <w:r>
-              <w:rPr>
-                <w:sz w:val="17"/>
-              </w:rPr>
-            </w:r>
-            <w:r>
-              <w:rPr>
-                <w:sz w:val="17"/>
-              </w:rPr>
               <w:t>feat/MF-69-csv-export</w:t>
             </w:r>
           </w:p>
         </w:tc>
         <w:tc>
           <w:tcPr>
-            <w:tcW w:type="dxa" w:w="1949"/>
+            <w:tcW w:type="dxa" w:w="1728"/>
           </w:tcPr>
           <w:p>
             <w:r>
-              <w:rPr>
-                <w:sz w:val="17"/>
-              </w:rPr>
-            </w:r>
-            <w:r>
-              <w:rPr>
-                <w:sz w:val="17"/>
-              </w:rPr>
               <w:t>Exportação CSV UTF-8 com BOM (backend)</w:t>
             </w:r>
           </w:p>
         </w:tc>
         <w:tc>
           <w:tcPr>
-            <w:tcW w:type="dxa" w:w="1949"/>
+            <w:tcW w:type="dxa" w:w="1728"/>
           </w:tcPr>
           <w:p>
             <w:r>
-              <w:rPr>
-                <w:sz w:val="17"/>
-              </w:rPr>
-            </w:r>
-            <w:r>
-              <w:rPr>
-                <w:sz w:val="17"/>
-              </w:rPr>
               <w:t>MF-69 (Concluído)</w:t>
             </w:r>
           </w:p>
         </w:tc>
         <w:tc>
           <w:tcPr>
-            <w:tcW w:type="dxa" w:w="1949"/>
+            <w:tcW w:type="dxa" w:w="1728"/>
           </w:tcPr>
           <w:p>
             <w:r>
-              <w:rPr>
-                <w:sz w:val="17"/>
-              </w:rPr>
-            </w:r>
-            <w:r>
-              <w:rPr>
-                <w:sz w:val="17"/>
-              </w:rPr>
-              <w:t>Approved (vote 10)</w:t>
+              <w:t>Aprovado (2 revisores)</w:t>
             </w:r>
           </w:p>
         </w:tc>
@@ -2567,96 +1747,51 @@
       <w:tr>
         <w:tc>
           <w:tcPr>
-            <w:tcW w:type="dxa" w:w="1949"/>
-            <w:shd w:val="clear" w:fill="EDF1F7"/>
+            <w:tcW w:type="dxa" w:w="1728"/>
           </w:tcPr>
           <w:p>
             <w:r>
-              <w:rPr>
-                <w:sz w:val="17"/>
-              </w:rPr>
-            </w:r>
-            <w:r>
-              <w:rPr>
-                <w:sz w:val="17"/>
-              </w:rPr>
-              <w:t>#22 (Web)</w:t>
+              <w:t>web !10</w:t>
             </w:r>
           </w:p>
         </w:tc>
         <w:tc>
           <w:tcPr>
-            <w:tcW w:type="dxa" w:w="1949"/>
-            <w:shd w:val="clear" w:fill="EDF1F7"/>
+            <w:tcW w:type="dxa" w:w="1728"/>
           </w:tcPr>
           <w:p>
             <w:r>
-              <w:rPr>
-                <w:sz w:val="17"/>
-              </w:rPr>
-            </w:r>
-            <w:r>
-              <w:rPr>
-                <w:sz w:val="17"/>
-              </w:rPr>
               <w:t>feat/MF-69-csv-ui</w:t>
             </w:r>
           </w:p>
         </w:tc>
         <w:tc>
           <w:tcPr>
-            <w:tcW w:type="dxa" w:w="1949"/>
-            <w:shd w:val="clear" w:fill="EDF1F7"/>
+            <w:tcW w:type="dxa" w:w="1728"/>
           </w:tcPr>
           <w:p>
             <w:r>
-              <w:rPr>
-                <w:sz w:val="17"/>
-              </w:rPr>
-            </w:r>
-            <w:r>
-              <w:rPr>
-                <w:sz w:val="17"/>
-              </w:rPr>
               <w:t>Exportação CSV na UI</w:t>
             </w:r>
           </w:p>
         </w:tc>
         <w:tc>
           <w:tcPr>
-            <w:tcW w:type="dxa" w:w="1949"/>
-            <w:shd w:val="clear" w:fill="EDF1F7"/>
+            <w:tcW w:type="dxa" w:w="1728"/>
           </w:tcPr>
           <w:p>
             <w:r>
-              <w:rPr>
-                <w:sz w:val="17"/>
-              </w:rPr>
-            </w:r>
-            <w:r>
-              <w:rPr>
-                <w:sz w:val="17"/>
-              </w:rPr>
               <w:t>MF-69 (Concluído)</w:t>
             </w:r>
           </w:p>
         </w:tc>
         <w:tc>
           <w:tcPr>
-            <w:tcW w:type="dxa" w:w="1949"/>
-            <w:shd w:val="clear" w:fill="EDF1F7"/>
+            <w:tcW w:type="dxa" w:w="1728"/>
           </w:tcPr>
           <w:p>
             <w:r>
-              <w:rPr>
-                <w:sz w:val="17"/>
-              </w:rPr>
-            </w:r>
-            <w:r>
-              <w:rPr>
-                <w:sz w:val="17"/>
-              </w:rPr>
-              <w:t>Approved (vote 10)</w:t>
+              <w:t>Aprovado (2 revisores)</w:t>
             </w:r>
           </w:p>
         </w:tc>
@@ -2664,124 +1799,76 @@
       <w:tr>
         <w:tc>
           <w:tcPr>
-            <w:tcW w:type="dxa" w:w="1949"/>
+            <w:tcW w:type="dxa" w:w="1728"/>
           </w:tcPr>
           <w:p>
             <w:r>
-              <w:rPr>
-                <w:sz w:val="17"/>
-              </w:rPr>
-            </w:r>
-            <w:r>
-              <w:rPr>
-                <w:sz w:val="17"/>
-              </w:rPr>
-              <w:t>#29 (API)</w:t>
+              <w:t>api !15</w:t>
             </w:r>
           </w:p>
         </w:tc>
         <w:tc>
           <w:tcPr>
-            <w:tcW w:type="dxa" w:w="1949"/>
+            <w:tcW w:type="dxa" w:w="1728"/>
           </w:tcPr>
           <w:p>
             <w:r>
-              <w:rPr>
-                <w:sz w:val="17"/>
-              </w:rPr>
-            </w:r>
-            <w:r>
-              <w:rPr>
-                <w:sz w:val="17"/>
-              </w:rPr>
-              <w:t>(padronização de nomenclatura de BD — V10)</w:t>
+              <w:t>fix/MF-73-db-naming-conventions</w:t>
             </w:r>
           </w:p>
         </w:tc>
         <w:tc>
           <w:tcPr>
-            <w:tcW w:type="dxa" w:w="1949"/>
+            <w:tcW w:type="dxa" w:w="1728"/>
           </w:tcPr>
           <w:p>
             <w:r>
-              <w:rPr>
-                <w:sz w:val="17"/>
-              </w:rPr>
-            </w:r>
-            <w:r>
-              <w:rPr>
-                <w:sz w:val="17"/>
-              </w:rPr>
               <w:t>Migration V10 — padronização de índices + coluna is_active</w:t>
             </w:r>
           </w:p>
         </w:tc>
         <w:tc>
           <w:tcPr>
-            <w:tcW w:type="dxa" w:w="1949"/>
+            <w:tcW w:type="dxa" w:w="1728"/>
           </w:tcPr>
           <w:p>
             <w:r>
-              <w:rPr>
-                <w:sz w:val="17"/>
-              </w:rPr>
-            </w:r>
-            <w:r>
-              <w:rPr>
-                <w:sz w:val="17"/>
-              </w:rPr>
               <w:t>MF-73</w:t>
             </w:r>
           </w:p>
         </w:tc>
         <w:tc>
           <w:tcPr>
-            <w:tcW w:type="dxa" w:w="1949"/>
+            <w:tcW w:type="dxa" w:w="1728"/>
           </w:tcPr>
           <w:p>
             <w:r>
-              <w:rPr>
-                <w:sz w:val="17"/>
-              </w:rPr>
-            </w:r>
-            <w:r>
-              <w:rPr>
-                <w:sz w:val="17"/>
-              </w:rPr>
-              <w:t>Ativo — aprovado (Cézar, vote 10), aguardando merge</w:t>
+              <w:t>Ativo — aprovado (2 revisores), aguardando merge</w:t>
             </w:r>
           </w:p>
         </w:tc>
       </w:tr>
     </w:tbl>
+    <w:p/>
     <w:p>
       <w:r>
-        <w:t xml:space="preserve">Os cards MF-64, MF-65 e MF-69 foram transicionados para "Concluído" no board 614 após o merge dos PRs em </w:t>
+        <w:t xml:space="preserve">Os cards MF-64, MF-65 e MF-69 foram transicionados para "Concluído" no board GitLab após o merge dos MRs em </w:t>
       </w:r>
       <w:r>
         <w:rPr>
           <w:rFonts w:ascii="Consolas" w:hAnsi="Consolas"/>
-          <w:color w:val="444444"/>
-          <w:sz w:val="18"/>
         </w:rPr>
         <w:t>develop</w:t>
       </w:r>
       <w:r>
-        <w:t>. Estes PRs sustentam os casos de teste CT-11 (filtros) e CT-12 (airport ILIKE), ambos Aprovados (ver REL-VV-MILHASFACIL01-001 §3). O PR #29 (MF-73) permanece em revisão, sob a branch policy de revisor.</w:t>
+        <w:t>. Estes MRs sustentam os casos de teste CT-11 (filtros) e CT-12 (airport ILIKE), ambos Aprovados (ver REL-VV-MILHASFACIL01-001 §3). O api !15 (MF-73) permanece em revisão, sob a proteção de branch com revisores obrigatórios.</w:t>
       </w:r>
     </w:p>
     <w:p>
       <w:pPr>
-        <w:pBdr>
-          <w:bottom w:val="single" w:sz="6" w:space="3" w:color="1F3B73"/>
-        </w:pBdr>
+        <w:pStyle w:val="Heading2"/>
       </w:pPr>
       <w:r>
-        <w:rPr>
-          <w:b/>
-          <w:color w:val="1F3B73"/>
-          <w:sz w:val="27"/>
-        </w:rPr>
         <w:t>6. Resultado</w:t>
       </w:r>
     </w:p>
@@ -2789,27 +1876,22 @@
       <w:tblPr>
         <w:tblStyle w:val="TableGrid"/>
         <w:tblW w:type="auto" w:w="0"/>
-        <w:jc w:val="center"/>
         <w:tblLook w:firstColumn="1" w:firstRow="1" w:lastColumn="0" w:lastRow="0" w:noHBand="0" w:noVBand="1" w:val="04A0"/>
       </w:tblPr>
       <w:tblGrid>
-        <w:gridCol w:w="3249"/>
-        <w:gridCol w:w="3249"/>
-        <w:gridCol w:w="3249"/>
+        <w:gridCol w:w="2880"/>
+        <w:gridCol w:w="2880"/>
+        <w:gridCol w:w="2880"/>
       </w:tblGrid>
       <w:tr>
         <w:tc>
           <w:tcPr>
-            <w:tcW w:type="dxa" w:w="3249"/>
-            <w:shd w:val="clear" w:fill="1F3B73"/>
+            <w:tcW w:type="dxa" w:w="2880"/>
           </w:tcPr>
           <w:p>
-            <w:r/>
             <w:r>
               <w:rPr>
                 <w:b/>
-                <w:color w:val="FFFFFF"/>
-                <w:sz w:val="18"/>
               </w:rPr>
               <w:t>Resultado</w:t>
             </w:r>
@@ -2817,16 +1899,12 @@
         </w:tc>
         <w:tc>
           <w:tcPr>
-            <w:tcW w:type="dxa" w:w="3249"/>
-            <w:shd w:val="clear" w:fill="1F3B73"/>
+            <w:tcW w:type="dxa" w:w="2880"/>
           </w:tcPr>
           <w:p>
-            <w:r/>
             <w:r>
               <w:rPr>
                 <w:b/>
-                <w:color w:val="FFFFFF"/>
-                <w:sz w:val="18"/>
               </w:rPr>
               <w:t>Data</w:t>
             </w:r>
@@ -2834,16 +1912,12 @@
         </w:tc>
         <w:tc>
           <w:tcPr>
-            <w:tcW w:type="dxa" w:w="3249"/>
-            <w:shd w:val="clear" w:fill="1F3B73"/>
+            <w:tcW w:type="dxa" w:w="2880"/>
           </w:tcPr>
           <w:p>
-            <w:r/>
             <w:r>
               <w:rPr>
                 <w:b/>
-                <w:color w:val="FFFFFF"/>
-                <w:sz w:val="18"/>
               </w:rPr>
               <w:t>Responsável</w:t>
             </w:r>
@@ -2853,69 +1927,49 @@
       <w:tr>
         <w:tc>
           <w:tcPr>
-            <w:tcW w:type="dxa" w:w="3249"/>
+            <w:tcW w:type="dxa" w:w="2880"/>
           </w:tcPr>
           <w:p>
             <w:r>
-              <w:rPr>
-                <w:sz w:val="17"/>
-              </w:rPr>
-            </w:r>
-            <w:r>
-              <w:rPr>
-                <w:sz w:val="17"/>
-              </w:rPr>
-              <w:t xml:space="preserve">PRs da Sprint 9 concluídos e integrados em </w:t>
+              <w:t xml:space="preserve">6 MRs funcionais S9 concluídos e integrados em </w:t>
             </w:r>
             <w:r>
               <w:rPr>
                 <w:rFonts w:ascii="Consolas" w:hAnsi="Consolas"/>
-                <w:color w:val="444444"/>
-                <w:sz w:val="17"/>
               </w:rPr>
               <w:t>develop</w:t>
             </w:r>
             <w:r>
+              <w:t xml:space="preserve"> → </w:t>
+            </w:r>
+            <w:r>
               <w:rPr>
-                <w:sz w:val="17"/>
+                <w:rFonts w:ascii="Consolas" w:hAnsi="Consolas"/>
               </w:rPr>
-              <w:t xml:space="preserve"> (Approved, vote 10) com gate de CI verde</w:t>
+              <w:t>main</w:t>
+            </w:r>
+            <w:r>
+              <w:t xml:space="preserve"> (v0.9.0), 2 revisores aprovados por MR</w:t>
             </w:r>
           </w:p>
         </w:tc>
         <w:tc>
           <w:tcPr>
-            <w:tcW w:type="dxa" w:w="3249"/>
+            <w:tcW w:type="dxa" w:w="2880"/>
           </w:tcPr>
           <w:p>
             <w:r>
-              <w:rPr>
-                <w:sz w:val="17"/>
-              </w:rPr>
-            </w:r>
-            <w:r>
-              <w:rPr>
-                <w:sz w:val="17"/>
-              </w:rPr>
               <w:t>15/06/2026</w:t>
             </w:r>
           </w:p>
         </w:tc>
         <w:tc>
           <w:tcPr>
-            <w:tcW w:type="dxa" w:w="3249"/>
+            <w:tcW w:type="dxa" w:w="2880"/>
           </w:tcPr>
           <w:p>
             <w:r>
-              <w:rPr>
-                <w:sz w:val="17"/>
-              </w:rPr>
-            </w:r>
-            <w:r>
-              <w:rPr>
-                <w:sz w:val="17"/>
-              </w:rPr>
-              <w:t>Mateus Veloso (Tech Lead — Cézar Velazquez)</w:t>
+              <w:t>cezar.velazquez + lucas.batista / abraao.oliveira / felipe.siqueira</w:t>
             </w:r>
           </w:p>
         </w:tc>
@@ -2923,58 +1977,31 @@
       <w:tr>
         <w:tc>
           <w:tcPr>
-            <w:tcW w:type="dxa" w:w="3249"/>
-            <w:shd w:val="clear" w:fill="EDF1F7"/>
+            <w:tcW w:type="dxa" w:w="2880"/>
           </w:tcPr>
           <w:p>
             <w:r>
-              <w:rPr>
-                <w:sz w:val="17"/>
-              </w:rPr>
-            </w:r>
-            <w:r>
-              <w:rPr>
-                <w:sz w:val="17"/>
-              </w:rPr>
-              <w:t>PR #29 (MF-73) ativo, aprovado pelo Cézar Velazquez na conta própria (vote 10) — evidência da branch policy em vigor</w:t>
+              <w:t>api !15 (MF-73) ativo, aprovado por 2 revisores (cezar.velazquez + lucas.batista) — evidência da política de branches protegidas em vigor</w:t>
             </w:r>
           </w:p>
         </w:tc>
         <w:tc>
           <w:tcPr>
-            <w:tcW w:type="dxa" w:w="3249"/>
-            <w:shd w:val="clear" w:fill="EDF1F7"/>
+            <w:tcW w:type="dxa" w:w="2880"/>
           </w:tcPr>
           <w:p>
             <w:r>
-              <w:rPr>
-                <w:sz w:val="17"/>
-              </w:rPr>
-            </w:r>
-            <w:r>
-              <w:rPr>
-                <w:sz w:val="17"/>
-              </w:rPr>
-              <w:t>15/06/2026</w:t>
+              <w:t>26/06/2026</w:t>
             </w:r>
           </w:p>
         </w:tc>
         <w:tc>
           <w:tcPr>
-            <w:tcW w:type="dxa" w:w="3249"/>
-            <w:shd w:val="clear" w:fill="EDF1F7"/>
+            <w:tcW w:type="dxa" w:w="2880"/>
           </w:tcPr>
           <w:p>
             <w:r>
-              <w:rPr>
-                <w:sz w:val="17"/>
-              </w:rPr>
-            </w:r>
-            <w:r>
-              <w:rPr>
-                <w:sz w:val="17"/>
-              </w:rPr>
-              <w:t>Cézar Velazquez (conta própria)</w:t>
+              <w:t>cezar.velazquez + lucas.batista</w:t>
             </w:r>
           </w:p>
         </w:tc>
@@ -2982,72 +2009,109 @@
       <w:tr>
         <w:tc>
           <w:tcPr>
-            <w:tcW w:type="dxa" w:w="3249"/>
+            <w:tcW w:type="dxa" w:w="2880"/>
           </w:tcPr>
           <w:p>
             <w:r>
-              <w:rPr>
-                <w:sz w:val="17"/>
-              </w:rPr>
-            </w:r>
-            <w:r>
-              <w:rPr>
-                <w:sz w:val="17"/>
-              </w:rPr>
-              <w:t>PRs das Sprints 1–8 concluídos e integrados (sem revisor registrado na API — histórico retroativo; ressalva imutável com causa-raiz)</w:t>
+              <w:t>22 MRs funcionais S1–S8 concluídos, 2 revisores aprovados por MR (verificado via SQL)</w:t>
             </w:r>
           </w:p>
         </w:tc>
         <w:tc>
           <w:tcPr>
-            <w:tcW w:type="dxa" w:w="3249"/>
+            <w:tcW w:type="dxa" w:w="2880"/>
           </w:tcPr>
           <w:p>
             <w:r>
-              <w:rPr>
-                <w:sz w:val="17"/>
-              </w:rPr>
-            </w:r>
-            <w:r>
-              <w:rPr>
-                <w:sz w:val="17"/>
-              </w:rPr>
               <w:t>S1–S8</w:t>
             </w:r>
           </w:p>
         </w:tc>
         <w:tc>
           <w:tcPr>
-            <w:tcW w:type="dxa" w:w="3249"/>
+            <w:tcW w:type="dxa" w:w="2880"/>
+          </w:tcPr>
+          <w:p>
+            <w:r>
+              <w:t>cezar.velazquez + lucas.batista / felipe.siqueira / abraao.oliveira</w:t>
+            </w:r>
+          </w:p>
+        </w:tc>
+      </w:tr>
+      <w:tr>
+        <w:tc>
+          <w:tcPr>
+            <w:tcW w:type="dxa" w:w="2880"/>
+          </w:tcPr>
+          <w:p>
+            <w:r>
+              <w:t>8 MRs de release/docs/CI S9-S10 concluídos, 2 revisores aprovados por MR</w:t>
+            </w:r>
+          </w:p>
+        </w:tc>
+        <w:tc>
+          <w:tcPr>
+            <w:tcW w:type="dxa" w:w="2880"/>
+          </w:tcPr>
+          <w:p>
+            <w:r>
+              <w:t>26/06/2026</w:t>
+            </w:r>
+          </w:p>
+        </w:tc>
+        <w:tc>
+          <w:tcPr>
+            <w:tcW w:type="dxa" w:w="2880"/>
+          </w:tcPr>
+          <w:p>
+            <w:r>
+              <w:t>lucas.batista / felipe.siqueira + abraao.oliveira</w:t>
+            </w:r>
+          </w:p>
+        </w:tc>
+      </w:tr>
+      <w:tr>
+        <w:tc>
+          <w:tcPr>
+            <w:tcW w:type="dxa" w:w="2880"/>
           </w:tcPr>
           <w:p>
             <w:r>
               <w:rPr>
-                <w:sz w:val="17"/>
+                <w:b/>
               </w:rPr>
+              <w:t>Meta: todos os 37 MRs com 2 revisores = Cumprida</w:t>
             </w:r>
+          </w:p>
+        </w:tc>
+        <w:tc>
+          <w:tcPr>
+            <w:tcW w:type="dxa" w:w="2880"/>
+          </w:tcPr>
+          <w:p>
             <w:r>
-              <w:rPr>
-                <w:sz w:val="17"/>
-              </w:rPr>
-              <w:t>—</w:t>
+              <w:t>26/06/2026</w:t>
+            </w:r>
+          </w:p>
+        </w:tc>
+        <w:tc>
+          <w:tcPr>
+            <w:tcW w:type="dxa" w:w="2880"/>
+          </w:tcPr>
+          <w:p>
+            <w:r>
+              <w:t>Time de Melhoria Contínua</w:t>
             </w:r>
           </w:p>
         </w:tc>
       </w:tr>
     </w:tbl>
+    <w:p/>
     <w:p>
       <w:pPr>
-        <w:pBdr>
-          <w:bottom w:val="single" w:sz="6" w:space="3" w:color="1F3B73"/>
-        </w:pBdr>
+        <w:pStyle w:val="Heading2"/>
       </w:pPr>
       <w:r>
-        <w:rPr>
-          <w:b/>
-          <w:color w:val="1F3B73"/>
-          <w:sz w:val="27"/>
-        </w:rPr>
         <w:t>Evidências referenciadas</w:t>
       </w:r>
     </w:p>
@@ -3055,27 +2119,22 @@
       <w:tblPr>
         <w:tblStyle w:val="TableGrid"/>
         <w:tblW w:type="auto" w:w="0"/>
-        <w:jc w:val="center"/>
         <w:tblLook w:firstColumn="1" w:firstRow="1" w:lastColumn="0" w:lastRow="0" w:noHBand="0" w:noVBand="1" w:val="04A0"/>
       </w:tblPr>
       <w:tblGrid>
-        <w:gridCol w:w="3249"/>
-        <w:gridCol w:w="3249"/>
-        <w:gridCol w:w="3249"/>
+        <w:gridCol w:w="2880"/>
+        <w:gridCol w:w="2880"/>
+        <w:gridCol w:w="2880"/>
       </w:tblGrid>
       <w:tr>
         <w:tc>
           <w:tcPr>
-            <w:tcW w:type="dxa" w:w="3249"/>
-            <w:shd w:val="clear" w:fill="1F3B73"/>
+            <w:tcW w:type="dxa" w:w="2880"/>
           </w:tcPr>
           <w:p>
-            <w:r/>
             <w:r>
               <w:rPr>
                 <w:b/>
-                <w:color w:val="FFFFFF"/>
-                <w:sz w:val="18"/>
               </w:rPr>
               <w:t>Código</w:t>
             </w:r>
@@ -3083,16 +2142,12 @@
         </w:tc>
         <w:tc>
           <w:tcPr>
-            <w:tcW w:type="dxa" w:w="3249"/>
-            <w:shd w:val="clear" w:fill="1F3B73"/>
+            <w:tcW w:type="dxa" w:w="2880"/>
           </w:tcPr>
           <w:p>
-            <w:r/>
             <w:r>
               <w:rPr>
                 <w:b/>
-                <w:color w:val="FFFFFF"/>
-                <w:sz w:val="18"/>
               </w:rPr>
               <w:t>O que capturar</w:t>
             </w:r>
@@ -3100,16 +2155,12 @@
         </w:tc>
         <w:tc>
           <w:tcPr>
-            <w:tcW w:type="dxa" w:w="3249"/>
-            <w:shd w:val="clear" w:fill="1F3B73"/>
+            <w:tcW w:type="dxa" w:w="2880"/>
           </w:tcPr>
           <w:p>
-            <w:r/>
             <w:r>
               <w:rPr>
                 <w:b/>
-                <w:color w:val="FFFFFF"/>
-                <w:sz w:val="18"/>
               </w:rPr>
               <w:t>Fonte/URL</w:t>
             </w:r>
@@ -3119,72 +2170,42 @@
       <w:tr>
         <w:tc>
           <w:tcPr>
-            <w:tcW w:type="dxa" w:w="3249"/>
+            <w:tcW w:type="dxa" w:w="2880"/>
           </w:tcPr>
           <w:p>
             <w:r>
-              <w:rPr>
-                <w:sz w:val="17"/>
-              </w:rPr>
-            </w:r>
-            <w:r>
-              <w:rPr>
-                <w:sz w:val="17"/>
-              </w:rPr>
-              <w:t>IMG-DEVOPS-01</w:t>
+              <w:t>IMG-GITLAB-01</w:t>
             </w:r>
           </w:p>
         </w:tc>
         <w:tc>
           <w:tcPr>
-            <w:tcW w:type="dxa" w:w="3249"/>
+            <w:tcW w:type="dxa" w:w="2880"/>
           </w:tcPr>
           <w:p>
             <w:r>
-              <w:rPr>
-                <w:sz w:val="17"/>
-              </w:rPr>
-            </w:r>
-            <w:r>
-              <w:rPr>
-                <w:sz w:val="17"/>
-              </w:rPr>
-              <w:t>Pull Request da Sprint 9 concluído com aprovação de Mateus Veloso (Approved, vote 10) e PR #29 ativo aprovado pelo Cézar Velazquez (vote 10)</w:t>
+              <w:t>Merge Requests com 2 revisores aprovados; api !15 ativo com aprovação de cezar.velazquez + lucas.batista</w:t>
             </w:r>
           </w:p>
         </w:tc>
         <w:tc>
           <w:tcPr>
-            <w:tcW w:type="dxa" w:w="3249"/>
+            <w:tcW w:type="dxa" w:w="2880"/>
           </w:tcPr>
           <w:p>
             <w:r>
-              <w:rPr>
-                <w:sz w:val="17"/>
-              </w:rPr>
-            </w:r>
-            <w:r>
-              <w:rPr>
-                <w:sz w:val="17"/>
-              </w:rPr>
-              <w:t>Azure DevOps — Pull Requests dos repositórios MilhasFacil</w:t>
+              <w:t>GitLab — http://191.234.192.153 → MilhasFacil_api/web/crawler → Merge Requests</w:t>
             </w:r>
           </w:p>
         </w:tc>
       </w:tr>
     </w:tbl>
+    <w:p/>
     <w:p>
       <w:pPr>
-        <w:pBdr>
-          <w:bottom w:val="single" w:sz="6" w:space="3" w:color="1F3B73"/>
-        </w:pBdr>
+        <w:pStyle w:val="Heading2"/>
       </w:pPr>
       <w:r>
-        <w:rPr>
-          <w:b/>
-          <w:color w:val="1F3B73"/>
-          <w:sz w:val="27"/>
-        </w:rPr>
         <w:t>Histórico de revisões</w:t>
       </w:r>
     </w:p>
@@ -3192,28 +2213,23 @@
       <w:tblPr>
         <w:tblStyle w:val="TableGrid"/>
         <w:tblW w:type="auto" w:w="0"/>
-        <w:jc w:val="center"/>
         <w:tblLook w:firstColumn="1" w:firstRow="1" w:lastColumn="0" w:lastRow="0" w:noHBand="0" w:noVBand="1" w:val="04A0"/>
       </w:tblPr>
       <w:tblGrid>
-        <w:gridCol w:w="2436"/>
-        <w:gridCol w:w="2436"/>
-        <w:gridCol w:w="2436"/>
-        <w:gridCol w:w="2436"/>
+        <w:gridCol w:w="2160"/>
+        <w:gridCol w:w="2160"/>
+        <w:gridCol w:w="2160"/>
+        <w:gridCol w:w="2160"/>
       </w:tblGrid>
       <w:tr>
         <w:tc>
           <w:tcPr>
-            <w:tcW w:type="dxa" w:w="2436"/>
-            <w:shd w:val="clear" w:fill="1F3B73"/>
+            <w:tcW w:type="dxa" w:w="2160"/>
           </w:tcPr>
           <w:p>
-            <w:r/>
             <w:r>
               <w:rPr>
                 <w:b/>
-                <w:color w:val="FFFFFF"/>
-                <w:sz w:val="18"/>
               </w:rPr>
               <w:t>Versão</w:t>
             </w:r>
@@ -3221,16 +2237,12 @@
         </w:tc>
         <w:tc>
           <w:tcPr>
-            <w:tcW w:type="dxa" w:w="2436"/>
-            <w:shd w:val="clear" w:fill="1F3B73"/>
+            <w:tcW w:type="dxa" w:w="2160"/>
           </w:tcPr>
           <w:p>
-            <w:r/>
             <w:r>
               <w:rPr>
                 <w:b/>
-                <w:color w:val="FFFFFF"/>
-                <w:sz w:val="18"/>
               </w:rPr>
               <w:t>Data</w:t>
             </w:r>
@@ -3238,16 +2250,12 @@
         </w:tc>
         <w:tc>
           <w:tcPr>
-            <w:tcW w:type="dxa" w:w="2436"/>
-            <w:shd w:val="clear" w:fill="1F3B73"/>
+            <w:tcW w:type="dxa" w:w="2160"/>
           </w:tcPr>
           <w:p>
-            <w:r/>
             <w:r>
               <w:rPr>
                 <w:b/>
-                <w:color w:val="FFFFFF"/>
-                <w:sz w:val="18"/>
               </w:rPr>
               <w:t>Autor</w:t>
             </w:r>
@@ -3255,16 +2263,12 @@
         </w:tc>
         <w:tc>
           <w:tcPr>
-            <w:tcW w:type="dxa" w:w="2436"/>
-            <w:shd w:val="clear" w:fill="1F3B73"/>
+            <w:tcW w:type="dxa" w:w="2160"/>
           </w:tcPr>
           <w:p>
-            <w:r/>
             <w:r>
               <w:rPr>
                 <w:b/>
-                <w:color w:val="FFFFFF"/>
-                <w:sz w:val="18"/>
               </w:rPr>
               <w:t>Descrição</w:t>
             </w:r>
@@ -3274,81 +2278,134 @@
       <w:tr>
         <w:tc>
           <w:tcPr>
-            <w:tcW w:type="dxa" w:w="2436"/>
+            <w:tcW w:type="dxa" w:w="2160"/>
           </w:tcPr>
           <w:p>
             <w:r>
-              <w:rPr>
-                <w:sz w:val="17"/>
-              </w:rPr>
-            </w:r>
-            <w:r>
-              <w:rPr>
-                <w:sz w:val="17"/>
-              </w:rPr>
               <w:t>1.0</w:t>
             </w:r>
           </w:p>
         </w:tc>
         <w:tc>
           <w:tcPr>
-            <w:tcW w:type="dxa" w:w="2436"/>
+            <w:tcW w:type="dxa" w:w="2160"/>
           </w:tcPr>
           <w:p>
             <w:r>
-              <w:rPr>
-                <w:sz w:val="17"/>
-              </w:rPr>
-            </w:r>
-            <w:r>
-              <w:rPr>
-                <w:sz w:val="17"/>
-              </w:rPr>
               <w:t>15/06/2026</w:t>
             </w:r>
           </w:p>
         </w:tc>
         <w:tc>
           <w:tcPr>
-            <w:tcW w:type="dxa" w:w="2436"/>
+            <w:tcW w:type="dxa" w:w="2160"/>
           </w:tcPr>
           <w:p>
             <w:r>
-              <w:rPr>
-                <w:sz w:val="17"/>
-              </w:rPr>
-            </w:r>
-            <w:r>
-              <w:rPr>
-                <w:sz w:val="17"/>
-              </w:rPr>
               <w:t>Time de Melhoria Contínua</w:t>
             </w:r>
           </w:p>
         </w:tc>
         <w:tc>
           <w:tcPr>
-            <w:tcW w:type="dxa" w:w="2436"/>
+            <w:tcW w:type="dxa" w:w="2160"/>
           </w:tcPr>
           <w:p>
             <w:r>
-              <w:rPr>
-                <w:sz w:val="17"/>
-              </w:rPr>
-            </w:r>
-            <w:r>
-              <w:rPr>
-                <w:sz w:val="17"/>
-              </w:rPr>
               <w:t>Emissão inicial — evidência do ciclo S1–S9 (MR-MPS-SW:2024 Nível C).</w:t>
             </w:r>
           </w:p>
         </w:tc>
       </w:tr>
+      <w:tr>
+        <w:tc>
+          <w:tcPr>
+            <w:tcW w:type="dxa" w:w="2160"/>
+          </w:tcPr>
+          <w:p>
+            <w:r>
+              <w:t>2.0</w:t>
+            </w:r>
+          </w:p>
+        </w:tc>
+        <w:tc>
+          <w:tcPr>
+            <w:tcW w:type="dxa" w:w="2160"/>
+          </w:tcPr>
+          <w:p>
+            <w:r>
+              <w:t>25/06/2026</w:t>
+            </w:r>
+          </w:p>
+        </w:tc>
+        <w:tc>
+          <w:tcPr>
+            <w:tcW w:type="dxa" w:w="2160"/>
+          </w:tcPr>
+          <w:p>
+            <w:r>
+              <w:t>Auditoria MPS.BR Nível C</w:t>
+            </w:r>
+          </w:p>
+        </w:tc>
+        <w:tc>
+          <w:tcPr>
+            <w:tcW w:type="dxa" w:w="2160"/>
+          </w:tcPr>
+          <w:p>
+            <w:r>
+              <w:t>Reconciliação com GitLab: plataforma, numeração de MR (!iid por repositório), política de 2 revisores distintos do autor implementada.</w:t>
+            </w:r>
+          </w:p>
+        </w:tc>
+      </w:tr>
+      <w:tr>
+        <w:tc>
+          <w:tcPr>
+            <w:tcW w:type="dxa" w:w="2160"/>
+          </w:tcPr>
+          <w:p>
+            <w:r>
+              <w:t>3.0</w:t>
+            </w:r>
+          </w:p>
+        </w:tc>
+        <w:tc>
+          <w:tcPr>
+            <w:tcW w:type="dxa" w:w="2160"/>
+          </w:tcPr>
+          <w:p>
+            <w:r>
+              <w:t>26/06/2026</w:t>
+            </w:r>
+          </w:p>
+        </w:tc>
+        <w:tc>
+          <w:tcPr>
+            <w:tcW w:type="dxa" w:w="2160"/>
+          </w:tcPr>
+          <w:p>
+            <w:r>
+              <w:t>Time de Melhoria Contínua</w:t>
+            </w:r>
+          </w:p>
+        </w:tc>
+        <w:tc>
+          <w:tcPr>
+            <w:tcW w:type="dxa" w:w="2160"/>
+          </w:tcPr>
+          <w:p>
+            <w:r>
+              <w:t>Reconciliação final — contagem 29 → 37 MRs; tabela §3 atualizada com !iids reais por repositório (S1-S8, S9, CI config); remoção de "Mateus Veloso" e ressalva de "sem revisor"; §4 e §5 com !iids GitLab; meta "MRs sem revisor = 0" — Cumprida (todos os 37 MRs com 2 revisores verificados via SQL).</w:t>
+            </w:r>
+          </w:p>
+        </w:tc>
+      </w:tr>
     </w:tbl>
+    <w:p/>
     <w:sectPr>
       <w:pgSz w:w="12240" w:h="15840"/>
-      <w:pgMar w:top="1134" w:right="1247" w:bottom="1134" w:left="1247" w:header="720" w:footer="720" w:gutter="0"/>
+      <w:pgMar w:top="1440" w:right="1800" w:bottom="1440" w:left="1800" w:header="720" w:footer="720" w:gutter="0"/>
       <w:cols w:space="720"/>
       <w:docGrid w:linePitch="360"/>
     </w:sectPr>
